--- a/course-content/authoring/shared/homework-problems/T4.docx
+++ b/course-content/authoring/shared/homework-problems/T4.docx
@@ -6,10 +6,16 @@
     <w:p>
       <w:pPr>
         <w:pStyle w:val="Heading1"/>
-      </w:pPr>
-      <w:r>
-        <w:rPr>
-          <w:rFonts w:ascii="Microsoft YaHei" w:hAnsi="Microsoft YaHei" w:eastAsia="Microsoft YaHei"/>
+        <w:spacing w:line="240" w:lineRule="auto" w:before="0" w:after="80"/>
+        <w:ind w:firstLine="0"/>
+        <w:jc w:val="center"/>
+      </w:pPr>
+      <w:r>
+        <w:rPr>
+          <w:rFonts w:ascii="Times New Roman" w:hAnsi="Times New Roman" w:eastAsia="SimHei"/>
+          <w:b w:val="0"/>
+          <w:color w:val="000000"/>
+          <w:sz w:val="32"/>
         </w:rPr>
         <w:t xml:space="preserve">自动控制原理 作业4：结构比较与跨域解释</w:t>
       </w:r>
@@ -17,60 +23,89 @@
     <w:p>
       <w:pPr>
         <w:pStyle w:val="FirstParagraph"/>
-      </w:pPr>
-      <w:r>
-        <w:rPr>
-          <w:rFonts w:ascii="Microsoft YaHei" w:hAnsi="Microsoft YaHei" w:eastAsia="Microsoft YaHei"/>
+        <w:spacing w:line="240" w:lineRule="auto" w:before="0" w:after="80"/>
+        <w:ind w:firstLine="480"/>
+      </w:pPr>
+      <w:r>
+        <w:rPr>
+          <w:rFonts w:ascii="Times New Roman" w:hAnsi="Times New Roman" w:eastAsia="SimSun"/>
+          <w:b w:val="0"/>
+          <w:color w:val="000000"/>
+          <w:sz w:val="24"/>
         </w:rPr>
         <w:t xml:space="preserve">本次作业包含</w:t>
       </w:r>
       <w:r>
         <w:rPr>
-          <w:rFonts w:ascii="Microsoft YaHei" w:hAnsi="Microsoft YaHei" w:eastAsia="Microsoft YaHei"/>
+          <w:rFonts w:ascii="Times New Roman" w:hAnsi="Times New Roman" w:eastAsia="SimSun"/>
+          <w:b w:val="0"/>
+          <w:color w:val="000000"/>
+          <w:sz w:val="24"/>
         </w:rPr>
         <w:t xml:space="preserve"> </w:t>
       </w:r>
       <w:r>
         <w:rPr>
           <w:rStyle w:val="VerbatimChar"/>
-          <w:rFonts w:ascii="Microsoft YaHei" w:hAnsi="Microsoft YaHei" w:eastAsia="Microsoft YaHei"/>
+          <w:rFonts w:ascii="Times New Roman" w:hAnsi="Times New Roman" w:eastAsia="SimSun"/>
+          <w:b w:val="0"/>
+          <w:color w:val="000000"/>
+          <w:sz w:val="24"/>
         </w:rPr>
         <w:t xml:space="preserve">3</w:t>
       </w:r>
       <w:r>
         <w:rPr>
-          <w:rFonts w:ascii="Microsoft YaHei" w:hAnsi="Microsoft YaHei" w:eastAsia="Microsoft YaHei"/>
+          <w:rFonts w:ascii="Times New Roman" w:hAnsi="Times New Roman" w:eastAsia="SimSun"/>
+          <w:b w:val="0"/>
+          <w:color w:val="000000"/>
+          <w:sz w:val="24"/>
         </w:rPr>
         <w:t xml:space="preserve"> </w:t>
       </w:r>
       <w:r>
         <w:rPr>
-          <w:rFonts w:ascii="Microsoft YaHei" w:hAnsi="Microsoft YaHei" w:eastAsia="Microsoft YaHei"/>
+          <w:rFonts w:ascii="Times New Roman" w:hAnsi="Times New Roman" w:eastAsia="SimSun"/>
+          <w:b w:val="0"/>
+          <w:color w:val="000000"/>
+          <w:sz w:val="24"/>
         </w:rPr>
         <w:t xml:space="preserve">道闭题与</w:t>
       </w:r>
       <w:r>
         <w:rPr>
-          <w:rFonts w:ascii="Microsoft YaHei" w:hAnsi="Microsoft YaHei" w:eastAsia="Microsoft YaHei"/>
+          <w:rFonts w:ascii="Times New Roman" w:hAnsi="Times New Roman" w:eastAsia="SimSun"/>
+          <w:b w:val="0"/>
+          <w:color w:val="000000"/>
+          <w:sz w:val="24"/>
         </w:rPr>
         <w:t xml:space="preserve"> </w:t>
       </w:r>
       <w:r>
         <w:rPr>
           <w:rStyle w:val="VerbatimChar"/>
-          <w:rFonts w:ascii="Microsoft YaHei" w:hAnsi="Microsoft YaHei" w:eastAsia="Microsoft YaHei"/>
+          <w:rFonts w:ascii="Times New Roman" w:hAnsi="Times New Roman" w:eastAsia="SimSun"/>
+          <w:b w:val="0"/>
+          <w:color w:val="000000"/>
+          <w:sz w:val="24"/>
         </w:rPr>
         <w:t xml:space="preserve">1</w:t>
       </w:r>
       <w:r>
         <w:rPr>
-          <w:rFonts w:ascii="Microsoft YaHei" w:hAnsi="Microsoft YaHei" w:eastAsia="Microsoft YaHei"/>
+          <w:rFonts w:ascii="Times New Roman" w:hAnsi="Times New Roman" w:eastAsia="SimSun"/>
+          <w:b w:val="0"/>
+          <w:color w:val="000000"/>
+          <w:sz w:val="24"/>
         </w:rPr>
         <w:t xml:space="preserve"> </w:t>
       </w:r>
       <w:r>
         <w:rPr>
-          <w:rFonts w:ascii="Microsoft YaHei" w:hAnsi="Microsoft YaHei" w:eastAsia="Microsoft YaHei"/>
+          <w:rFonts w:ascii="Times New Roman" w:hAnsi="Times New Roman" w:eastAsia="SimSun"/>
+          <w:b w:val="0"/>
+          <w:color w:val="000000"/>
+          <w:sz w:val="24"/>
         </w:rPr>
         <w:t xml:space="preserve">道开放题。</w:t>
       </w:r>
@@ -79,10 +114,15 @@
     <w:p>
       <w:pPr>
         <w:pStyle w:val="Heading2"/>
-      </w:pPr>
-      <w:r>
-        <w:rPr>
-          <w:rFonts w:ascii="Microsoft YaHei" w:hAnsi="Microsoft YaHei" w:eastAsia="Microsoft YaHei"/>
+        <w:spacing w:line="240" w:lineRule="auto" w:before="0" w:after="80"/>
+        <w:ind w:firstLine="0"/>
+      </w:pPr>
+      <w:r>
+        <w:rPr>
+          <w:rFonts w:ascii="Times New Roman" w:hAnsi="Times New Roman" w:eastAsia="SimSun"/>
+          <w:b/>
+          <w:color w:val="000000"/>
+          <w:sz w:val="28"/>
         </w:rPr>
         <w:t xml:space="preserve">T4-1 型别、误差系数与稳态误差（20分）</w:t>
       </w:r>
@@ -90,10 +130,15 @@
     <w:p>
       <w:pPr>
         <w:pStyle w:val="FirstParagraph"/>
-      </w:pPr>
-      <w:r>
-        <w:rPr>
-          <w:rFonts w:ascii="Microsoft YaHei" w:hAnsi="Microsoft YaHei" w:eastAsia="Microsoft YaHei"/>
+        <w:spacing w:line="240" w:lineRule="auto" w:before="0" w:after="80"/>
+        <w:ind w:firstLine="480"/>
+      </w:pPr>
+      <w:r>
+        <w:rPr>
+          <w:rFonts w:ascii="Times New Roman" w:hAnsi="Times New Roman" w:eastAsia="SimSun"/>
+          <w:b w:val="0"/>
+          <w:color w:val="000000"/>
+          <w:sz w:val="24"/>
         </w:rPr>
         <w:t xml:space="preserve">已知某单位负反馈系统的开环传递函数为</w:t>
       </w:r>
@@ -101,6 +146,8 @@
     <w:p>
       <w:pPr>
         <w:pStyle w:val="BodyText"/>
+        <w:spacing w:line="240" w:lineRule="auto" w:before="0" w:after="80"/>
+        <w:ind w:firstLine="0"/>
       </w:pPr>
       <m:oMathPara>
         <m:oMathParaPr>
@@ -231,10 +278,15 @@
     <w:p>
       <w:pPr>
         <w:pStyle w:val="FirstParagraph"/>
-      </w:pPr>
-      <w:r>
-        <w:rPr>
-          <w:rFonts w:ascii="Microsoft YaHei" w:hAnsi="Microsoft YaHei" w:eastAsia="Microsoft YaHei"/>
+        <w:spacing w:line="240" w:lineRule="auto" w:before="0" w:after="80"/>
+        <w:ind w:firstLine="480"/>
+      </w:pPr>
+      <w:r>
+        <w:rPr>
+          <w:rFonts w:ascii="Times New Roman" w:hAnsi="Times New Roman" w:eastAsia="SimSun"/>
+          <w:b w:val="0"/>
+          <w:color w:val="000000"/>
+          <w:sz w:val="24"/>
         </w:rPr>
         <w:t xml:space="preserve">请回答：</w:t>
       </w:r>
@@ -246,10 +298,15 @@
           <w:numId w:val="1001"/>
         </w:numPr>
         <w:pStyle w:val="Compact"/>
-      </w:pPr>
-      <w:r>
-        <w:rPr>
-          <w:rFonts w:ascii="Microsoft YaHei" w:hAnsi="Microsoft YaHei" w:eastAsia="Microsoft YaHei"/>
+        <w:spacing w:line="240" w:lineRule="auto" w:before="0" w:after="80"/>
+        <w:ind w:firstLine="480"/>
+      </w:pPr>
+      <w:r>
+        <w:rPr>
+          <w:rFonts w:ascii="Times New Roman" w:hAnsi="Times New Roman" w:eastAsia="SimSun"/>
+          <w:b w:val="0"/>
+          <w:color w:val="000000"/>
+          <w:sz w:val="24"/>
         </w:rPr>
         <w:t xml:space="preserve">判断该系统的型别。</w:t>
       </w:r>
@@ -261,73 +318,108 @@
           <w:numId w:val="1001"/>
         </w:numPr>
         <w:pStyle w:val="Compact"/>
-      </w:pPr>
-      <w:r>
-        <w:rPr>
-          <w:rFonts w:ascii="Microsoft YaHei" w:hAnsi="Microsoft YaHei" w:eastAsia="Microsoft YaHei"/>
+        <w:spacing w:line="240" w:lineRule="auto" w:before="0" w:after="80"/>
+        <w:ind w:firstLine="480"/>
+      </w:pPr>
+      <w:r>
+        <w:rPr>
+          <w:rFonts w:ascii="Times New Roman" w:hAnsi="Times New Roman" w:eastAsia="SimSun"/>
+          <w:b w:val="0"/>
+          <w:color w:val="000000"/>
+          <w:sz w:val="24"/>
         </w:rPr>
         <w:t xml:space="preserve">计算位置误差系数</w:t>
       </w:r>
       <w:r>
         <w:rPr>
-          <w:rFonts w:ascii="Microsoft YaHei" w:hAnsi="Microsoft YaHei" w:eastAsia="Microsoft YaHei"/>
+          <w:rFonts w:ascii="Times New Roman" w:hAnsi="Times New Roman" w:eastAsia="SimSun"/>
+          <w:b w:val="0"/>
+          <w:color w:val="000000"/>
+          <w:sz w:val="24"/>
         </w:rPr>
         <w:t xml:space="preserve"> </w:t>
       </w:r>
       <w:r>
         <w:rPr>
           <w:rStyle w:val="VerbatimChar"/>
-          <w:rFonts w:ascii="Microsoft YaHei" w:hAnsi="Microsoft YaHei" w:eastAsia="Microsoft YaHei"/>
+          <w:rFonts w:ascii="Times New Roman" w:hAnsi="Times New Roman" w:eastAsia="SimSun"/>
+          <w:b w:val="0"/>
+          <w:color w:val="000000"/>
+          <w:sz w:val="24"/>
         </w:rPr>
         <w:t xml:space="preserve">K_p</w:t>
       </w:r>
       <w:r>
         <w:rPr>
-          <w:rFonts w:ascii="Microsoft YaHei" w:hAnsi="Microsoft YaHei" w:eastAsia="Microsoft YaHei"/>
+          <w:rFonts w:ascii="Times New Roman" w:hAnsi="Times New Roman" w:eastAsia="SimSun"/>
+          <w:b w:val="0"/>
+          <w:color w:val="000000"/>
+          <w:sz w:val="24"/>
         </w:rPr>
         <w:t xml:space="preserve">、速度误差系数</w:t>
       </w:r>
       <w:r>
         <w:rPr>
-          <w:rFonts w:ascii="Microsoft YaHei" w:hAnsi="Microsoft YaHei" w:eastAsia="Microsoft YaHei"/>
+          <w:rFonts w:ascii="Times New Roman" w:hAnsi="Times New Roman" w:eastAsia="SimSun"/>
+          <w:b w:val="0"/>
+          <w:color w:val="000000"/>
+          <w:sz w:val="24"/>
         </w:rPr>
         <w:t xml:space="preserve"> </w:t>
       </w:r>
       <w:r>
         <w:rPr>
           <w:rStyle w:val="VerbatimChar"/>
-          <w:rFonts w:ascii="Microsoft YaHei" w:hAnsi="Microsoft YaHei" w:eastAsia="Microsoft YaHei"/>
+          <w:rFonts w:ascii="Times New Roman" w:hAnsi="Times New Roman" w:eastAsia="SimSun"/>
+          <w:b w:val="0"/>
+          <w:color w:val="000000"/>
+          <w:sz w:val="24"/>
         </w:rPr>
         <w:t xml:space="preserve">K_v</w:t>
       </w:r>
       <w:r>
         <w:rPr>
-          <w:rFonts w:ascii="Microsoft YaHei" w:hAnsi="Microsoft YaHei" w:eastAsia="Microsoft YaHei"/>
+          <w:rFonts w:ascii="Times New Roman" w:hAnsi="Times New Roman" w:eastAsia="SimSun"/>
+          <w:b w:val="0"/>
+          <w:color w:val="000000"/>
+          <w:sz w:val="24"/>
         </w:rPr>
         <w:t xml:space="preserve"> </w:t>
       </w:r>
       <w:r>
         <w:rPr>
-          <w:rFonts w:ascii="Microsoft YaHei" w:hAnsi="Microsoft YaHei" w:eastAsia="Microsoft YaHei"/>
+          <w:rFonts w:ascii="Times New Roman" w:hAnsi="Times New Roman" w:eastAsia="SimSun"/>
+          <w:b w:val="0"/>
+          <w:color w:val="000000"/>
+          <w:sz w:val="24"/>
         </w:rPr>
         <w:t xml:space="preserve">与加速度误差系数</w:t>
       </w:r>
       <w:r>
         <w:rPr>
-          <w:rFonts w:ascii="Microsoft YaHei" w:hAnsi="Microsoft YaHei" w:eastAsia="Microsoft YaHei"/>
+          <w:rFonts w:ascii="Times New Roman" w:hAnsi="Times New Roman" w:eastAsia="SimSun"/>
+          <w:b w:val="0"/>
+          <w:color w:val="000000"/>
+          <w:sz w:val="24"/>
         </w:rPr>
         <w:t xml:space="preserve"> </w:t>
       </w:r>
       <w:r>
         <w:rPr>
           <w:rStyle w:val="VerbatimChar"/>
-          <w:rFonts w:ascii="Microsoft YaHei" w:hAnsi="Microsoft YaHei" w:eastAsia="Microsoft YaHei"/>
+          <w:rFonts w:ascii="Times New Roman" w:hAnsi="Times New Roman" w:eastAsia="SimSun"/>
+          <w:b w:val="0"/>
+          <w:color w:val="000000"/>
+          <w:sz w:val="24"/>
         </w:rPr>
         <w:t xml:space="preserve">K_a</w:t>
       </w:r>
       <w:r>
         <w:rPr>
-          <w:rFonts w:ascii="Microsoft YaHei" w:hAnsi="Microsoft YaHei" w:eastAsia="Microsoft YaHei"/>
+          <w:rFonts w:ascii="Times New Roman" w:hAnsi="Times New Roman" w:eastAsia="SimSun"/>
+          <w:b w:val="0"/>
+          <w:color w:val="000000"/>
+          <w:sz w:val="24"/>
         </w:rPr>
         <w:t xml:space="preserve">。</w:t>
       </w:r>
@@ -339,10 +431,15 @@
           <w:numId w:val="1001"/>
         </w:numPr>
         <w:pStyle w:val="Compact"/>
-      </w:pPr>
-      <w:r>
-        <w:rPr>
-          <w:rFonts w:ascii="Microsoft YaHei" w:hAnsi="Microsoft YaHei" w:eastAsia="Microsoft YaHei"/>
+        <w:spacing w:line="240" w:lineRule="auto" w:before="0" w:after="80"/>
+        <w:ind w:firstLine="480"/>
+      </w:pPr>
+      <w:r>
+        <w:rPr>
+          <w:rFonts w:ascii="Times New Roman" w:hAnsi="Times New Roman" w:eastAsia="SimSun"/>
+          <w:b w:val="0"/>
+          <w:color w:val="000000"/>
+          <w:sz w:val="24"/>
         </w:rPr>
         <w:t xml:space="preserve">求单位阶跃输入、单位斜坡输入与单位抛物输入下的稳态误差。</w:t>
       </w:r>
@@ -354,10 +451,15 @@
           <w:numId w:val="1001"/>
         </w:numPr>
         <w:pStyle w:val="Compact"/>
-      </w:pPr>
-      <w:r>
-        <w:rPr>
-          <w:rFonts w:ascii="Microsoft YaHei" w:hAnsi="Microsoft YaHei" w:eastAsia="Microsoft YaHei"/>
+        <w:spacing w:line="240" w:lineRule="auto" w:before="0" w:after="80"/>
+        <w:ind w:firstLine="480"/>
+      </w:pPr>
+      <w:r>
+        <w:rPr>
+          <w:rFonts w:ascii="Times New Roman" w:hAnsi="Times New Roman" w:eastAsia="SimSun"/>
+          <w:b w:val="0"/>
+          <w:color w:val="000000"/>
+          <w:sz w:val="24"/>
         </w:rPr>
         <w:t xml:space="preserve">结合结果，用一句话概括该结构“能保证什么、不能保证什么”的稳态跟踪能力。</w:t>
       </w:r>
@@ -365,10 +467,15 @@
     <w:p>
       <w:pPr>
         <w:pStyle w:val="FirstParagraph"/>
-      </w:pPr>
-      <w:r>
-        <w:rPr>
-          <w:rFonts w:ascii="Microsoft YaHei" w:hAnsi="Microsoft YaHei" w:eastAsia="Microsoft YaHei"/>
+        <w:spacing w:line="240" w:lineRule="auto" w:before="0" w:after="80"/>
+        <w:ind w:firstLine="480"/>
+      </w:pPr>
+      <w:r>
+        <w:rPr>
+          <w:rFonts w:ascii="Times New Roman" w:hAnsi="Times New Roman" w:eastAsia="SimSun"/>
+          <w:b w:val="0"/>
+          <w:color w:val="000000"/>
+          <w:sz w:val="24"/>
         </w:rPr>
         <w:t xml:space="preserve">要求：</w:t>
       </w:r>
@@ -380,10 +487,15 @@
           <w:numId w:val="1002"/>
         </w:numPr>
         <w:pStyle w:val="Compact"/>
-      </w:pPr>
-      <w:r>
-        <w:rPr>
-          <w:rFonts w:ascii="Microsoft YaHei" w:hAnsi="Microsoft YaHei" w:eastAsia="Microsoft YaHei"/>
+        <w:spacing w:line="240" w:lineRule="auto" w:before="0" w:after="80"/>
+        <w:ind w:firstLine="480"/>
+      </w:pPr>
+      <w:r>
+        <w:rPr>
+          <w:rFonts w:ascii="Times New Roman" w:hAnsi="Times New Roman" w:eastAsia="SimSun"/>
+          <w:b w:val="0"/>
+          <w:color w:val="000000"/>
+          <w:sz w:val="24"/>
         </w:rPr>
         <w:t xml:space="preserve">只做型别、误差系数与稳态误差计算，不扩展到完整控制器设计。</w:t>
       </w:r>
@@ -395,10 +507,15 @@
           <w:numId w:val="1002"/>
         </w:numPr>
         <w:pStyle w:val="Compact"/>
-      </w:pPr>
-      <w:r>
-        <w:rPr>
-          <w:rFonts w:ascii="Microsoft YaHei" w:hAnsi="Microsoft YaHei" w:eastAsia="Microsoft YaHei"/>
+        <w:spacing w:line="240" w:lineRule="auto" w:before="0" w:after="80"/>
+        <w:ind w:firstLine="480"/>
+      </w:pPr>
+      <w:r>
+        <w:rPr>
+          <w:rFonts w:ascii="Times New Roman" w:hAnsi="Times New Roman" w:eastAsia="SimSun"/>
+          <w:b w:val="0"/>
+          <w:color w:val="000000"/>
+          <w:sz w:val="24"/>
         </w:rPr>
         <w:t xml:space="preserve">误差系数与稳态误差的对应关系必须写清，不得只给最后数值。</w:t>
       </w:r>
@@ -408,10 +525,15 @@
     <w:p>
       <w:pPr>
         <w:pStyle w:val="Heading2"/>
-      </w:pPr>
-      <w:r>
-        <w:rPr>
-          <w:rFonts w:ascii="Microsoft YaHei" w:hAnsi="Microsoft YaHei" w:eastAsia="Microsoft YaHei"/>
+        <w:spacing w:line="240" w:lineRule="auto" w:before="0" w:after="80"/>
+        <w:ind w:firstLine="0"/>
+      </w:pPr>
+      <w:r>
+        <w:rPr>
+          <w:rFonts w:ascii="Times New Roman" w:hAnsi="Times New Roman" w:eastAsia="SimSun"/>
+          <w:b/>
+          <w:color w:val="000000"/>
+          <w:sz w:val="28"/>
         </w:rPr>
         <w:t xml:space="preserve">T4-2 极点、零点、型别、相位的联动解释（20分）</w:t>
       </w:r>
@@ -419,10 +541,15 @@
     <w:p>
       <w:pPr>
         <w:pStyle w:val="FirstParagraph"/>
-      </w:pPr>
-      <w:r>
-        <w:rPr>
-          <w:rFonts w:ascii="Microsoft YaHei" w:hAnsi="Microsoft YaHei" w:eastAsia="Microsoft YaHei"/>
+        <w:spacing w:line="240" w:lineRule="auto" w:before="0" w:after="80"/>
+        <w:ind w:firstLine="480"/>
+      </w:pPr>
+      <w:r>
+        <w:rPr>
+          <w:rFonts w:ascii="Times New Roman" w:hAnsi="Times New Roman" w:eastAsia="SimSun"/>
+          <w:b w:val="0"/>
+          <w:color w:val="000000"/>
+          <w:sz w:val="24"/>
         </w:rPr>
         <w:t xml:space="preserve">某单位负反馈系统的基线开环为</w:t>
       </w:r>
@@ -430,6 +557,8 @@
     <w:p>
       <w:pPr>
         <w:pStyle w:val="BodyText"/>
+        <w:spacing w:line="240" w:lineRule="auto" w:before="0" w:after="80"/>
+        <w:ind w:firstLine="0"/>
       </w:pPr>
       <m:oMathPara>
         <m:oMathParaPr>
@@ -538,10 +667,15 @@
     <w:p>
       <w:pPr>
         <w:pStyle w:val="FirstParagraph"/>
-      </w:pPr>
-      <w:r>
-        <w:rPr>
-          <w:rFonts w:ascii="Microsoft YaHei" w:hAnsi="Microsoft YaHei" w:eastAsia="Microsoft YaHei"/>
+        <w:spacing w:line="240" w:lineRule="auto" w:before="0" w:after="80"/>
+        <w:ind w:firstLine="480"/>
+      </w:pPr>
+      <w:r>
+        <w:rPr>
+          <w:rFonts w:ascii="Times New Roman" w:hAnsi="Times New Roman" w:eastAsia="SimSun"/>
+          <w:b w:val="0"/>
+          <w:color w:val="000000"/>
+          <w:sz w:val="24"/>
         </w:rPr>
         <w:t xml:space="preserve">现考虑两种结构改动：</w:t>
       </w:r>
@@ -553,10 +687,15 @@
           <w:numId w:val="1003"/>
         </w:numPr>
         <w:pStyle w:val="Compact"/>
-      </w:pPr>
-      <w:r>
-        <w:rPr>
-          <w:rFonts w:ascii="Microsoft YaHei" w:hAnsi="Microsoft YaHei" w:eastAsia="Microsoft YaHei"/>
+        <w:spacing w:line="240" w:lineRule="auto" w:before="0" w:after="80"/>
+        <w:ind w:firstLine="480"/>
+      </w:pPr>
+      <w:r>
+        <w:rPr>
+          <w:rFonts w:ascii="Times New Roman" w:hAnsi="Times New Roman" w:eastAsia="SimSun"/>
+          <w:b w:val="0"/>
+          <w:color w:val="000000"/>
+          <w:sz w:val="24"/>
         </w:rPr>
         <w:t xml:space="preserve">方案 A：在前向通道加入一个左半平面零点，得到</w:t>
       </w:r>
@@ -564,6 +703,8 @@
     <w:p>
       <w:pPr>
         <w:pStyle w:val="Compact"/>
+        <w:spacing w:line="240" w:lineRule="auto" w:before="0" w:after="80"/>
+        <w:ind w:firstLine="0"/>
       </w:pPr>
       <m:oMathPara>
         <m:oMathParaPr>
@@ -701,35 +842,52 @@
           <w:numId w:val="1003"/>
         </w:numPr>
         <w:pStyle w:val="Compact"/>
-      </w:pPr>
-      <w:r>
-        <w:rPr>
-          <w:rFonts w:ascii="Microsoft YaHei" w:hAnsi="Microsoft YaHei" w:eastAsia="Microsoft YaHei"/>
+        <w:spacing w:line="240" w:lineRule="auto" w:before="0" w:after="80"/>
+        <w:ind w:firstLine="480"/>
+      </w:pPr>
+      <w:r>
+        <w:rPr>
+          <w:rFonts w:ascii="Times New Roman" w:hAnsi="Times New Roman" w:eastAsia="SimSun"/>
+          <w:b w:val="0"/>
+          <w:color w:val="000000"/>
+          <w:sz w:val="24"/>
         </w:rPr>
         <w:t xml:space="preserve">方案 B：在前向通道加入一个</w:t>
       </w:r>
       <w:r>
         <w:rPr>
-          <w:rFonts w:ascii="Microsoft YaHei" w:hAnsi="Microsoft YaHei" w:eastAsia="Microsoft YaHei"/>
+          <w:rFonts w:ascii="Times New Roman" w:hAnsi="Times New Roman" w:eastAsia="SimSun"/>
+          <w:b w:val="0"/>
+          <w:color w:val="000000"/>
+          <w:sz w:val="24"/>
         </w:rPr>
         <w:t xml:space="preserve"> </w:t>
       </w:r>
       <w:r>
         <w:rPr>
           <w:rStyle w:val="VerbatimChar"/>
-          <w:rFonts w:ascii="Microsoft YaHei" w:hAnsi="Microsoft YaHei" w:eastAsia="Microsoft YaHei"/>
+          <w:rFonts w:ascii="Times New Roman" w:hAnsi="Times New Roman" w:eastAsia="SimSun"/>
+          <w:b w:val="0"/>
+          <w:color w:val="000000"/>
+          <w:sz w:val="24"/>
         </w:rPr>
         <w:t xml:space="preserve">PI</w:t>
       </w:r>
       <w:r>
         <w:rPr>
-          <w:rFonts w:ascii="Microsoft YaHei" w:hAnsi="Microsoft YaHei" w:eastAsia="Microsoft YaHei"/>
+          <w:rFonts w:ascii="Times New Roman" w:hAnsi="Times New Roman" w:eastAsia="SimSun"/>
+          <w:b w:val="0"/>
+          <w:color w:val="000000"/>
+          <w:sz w:val="24"/>
         </w:rPr>
         <w:t xml:space="preserve"> </w:t>
       </w:r>
       <w:r>
         <w:rPr>
-          <w:rFonts w:ascii="Microsoft YaHei" w:hAnsi="Microsoft YaHei" w:eastAsia="Microsoft YaHei"/>
+          <w:rFonts w:ascii="Times New Roman" w:hAnsi="Times New Roman" w:eastAsia="SimSun"/>
+          <w:b w:val="0"/>
+          <w:color w:val="000000"/>
+          <w:sz w:val="24"/>
         </w:rPr>
         <w:t xml:space="preserve">环节，得到</w:t>
       </w:r>
@@ -737,6 +895,8 @@
     <w:p>
       <w:pPr>
         <w:pStyle w:val="Compact"/>
+        <w:spacing w:line="240" w:lineRule="auto" w:before="0" w:after="80"/>
+        <w:ind w:firstLine="0"/>
       </w:pPr>
       <m:oMathPara>
         <m:oMathParaPr>
@@ -873,10 +1033,15 @@
     <w:p>
       <w:pPr>
         <w:pStyle w:val="FirstParagraph"/>
-      </w:pPr>
-      <w:r>
-        <w:rPr>
-          <w:rFonts w:ascii="Microsoft YaHei" w:hAnsi="Microsoft YaHei" w:eastAsia="Microsoft YaHei"/>
+        <w:spacing w:line="240" w:lineRule="auto" w:before="0" w:after="80"/>
+        <w:ind w:firstLine="480"/>
+      </w:pPr>
+      <w:r>
+        <w:rPr>
+          <w:rFonts w:ascii="Times New Roman" w:hAnsi="Times New Roman" w:eastAsia="SimSun"/>
+          <w:b w:val="0"/>
+          <w:color w:val="000000"/>
+          <w:sz w:val="24"/>
         </w:rPr>
         <w:t xml:space="preserve">已知实验现象如下：</w:t>
       </w:r>
@@ -888,10 +1053,15 @@
           <w:numId w:val="1004"/>
         </w:numPr>
         <w:pStyle w:val="Compact"/>
-      </w:pPr>
-      <w:r>
-        <w:rPr>
-          <w:rFonts w:ascii="Microsoft YaHei" w:hAnsi="Microsoft YaHei" w:eastAsia="Microsoft YaHei"/>
+        <w:spacing w:line="240" w:lineRule="auto" w:before="0" w:after="80"/>
+        <w:ind w:firstLine="480"/>
+      </w:pPr>
+      <w:r>
+        <w:rPr>
+          <w:rFonts w:ascii="Times New Roman" w:hAnsi="Times New Roman" w:eastAsia="SimSun"/>
+          <w:b w:val="0"/>
+          <w:color w:val="000000"/>
+          <w:sz w:val="24"/>
         </w:rPr>
         <w:t xml:space="preserve">相比基线，方案 A 的阶跃响应更快、超调略有增加，交越附近的相位更有利，但恒值给定下的长期偏差改善有限。</w:t>
       </w:r>
@@ -903,10 +1073,15 @@
           <w:numId w:val="1004"/>
         </w:numPr>
         <w:pStyle w:val="Compact"/>
-      </w:pPr>
-      <w:r>
-        <w:rPr>
-          <w:rFonts w:ascii="Microsoft YaHei" w:hAnsi="Microsoft YaHei" w:eastAsia="Microsoft YaHei"/>
+        <w:spacing w:line="240" w:lineRule="auto" w:before="0" w:after="80"/>
+        <w:ind w:firstLine="480"/>
+      </w:pPr>
+      <w:r>
+        <w:rPr>
+          <w:rFonts w:ascii="Times New Roman" w:hAnsi="Times New Roman" w:eastAsia="SimSun"/>
+          <w:b w:val="0"/>
+          <w:color w:val="000000"/>
+          <w:sz w:val="24"/>
         </w:rPr>
         <w:t xml:space="preserve">相比基线，方案 B 的恒值给定长期偏差显著减小，低频作用明显增强，但交越附近更吃相位，动态过程不一定更快。</w:t>
       </w:r>
@@ -914,10 +1089,15 @@
     <w:p>
       <w:pPr>
         <w:pStyle w:val="FirstParagraph"/>
-      </w:pPr>
-      <w:r>
-        <w:rPr>
-          <w:rFonts w:ascii="Microsoft YaHei" w:hAnsi="Microsoft YaHei" w:eastAsia="Microsoft YaHei"/>
+        <w:spacing w:line="240" w:lineRule="auto" w:before="0" w:after="80"/>
+        <w:ind w:firstLine="480"/>
+      </w:pPr>
+      <w:r>
+        <w:rPr>
+          <w:rFonts w:ascii="Times New Roman" w:hAnsi="Times New Roman" w:eastAsia="SimSun"/>
+          <w:b w:val="0"/>
+          <w:color w:val="000000"/>
+          <w:sz w:val="24"/>
         </w:rPr>
         <w:t xml:space="preserve">请回答：</w:t>
       </w:r>
@@ -929,61 +1109,90 @@
           <w:numId w:val="1005"/>
         </w:numPr>
         <w:pStyle w:val="Compact"/>
-      </w:pPr>
-      <w:r>
-        <w:rPr>
-          <w:rFonts w:ascii="Microsoft YaHei" w:hAnsi="Microsoft YaHei" w:eastAsia="Microsoft YaHei"/>
+        <w:spacing w:line="240" w:lineRule="auto" w:before="0" w:after="80"/>
+        <w:ind w:firstLine="480"/>
+      </w:pPr>
+      <w:r>
+        <w:rPr>
+          <w:rFonts w:ascii="Times New Roman" w:hAnsi="Times New Roman" w:eastAsia="SimSun"/>
+          <w:b w:val="0"/>
+          <w:color w:val="000000"/>
+          <w:sz w:val="24"/>
         </w:rPr>
         <w:t xml:space="preserve">判断</w:t>
       </w:r>
       <w:r>
         <w:rPr>
-          <w:rFonts w:ascii="Microsoft YaHei" w:hAnsi="Microsoft YaHei" w:eastAsia="Microsoft YaHei"/>
+          <w:rFonts w:ascii="Times New Roman" w:hAnsi="Times New Roman" w:eastAsia="SimSun"/>
+          <w:b w:val="0"/>
+          <w:color w:val="000000"/>
+          <w:sz w:val="24"/>
         </w:rPr>
         <w:t xml:space="preserve"> </w:t>
       </w:r>
       <w:r>
         <w:rPr>
           <w:rStyle w:val="VerbatimChar"/>
-          <w:rFonts w:ascii="Microsoft YaHei" w:hAnsi="Microsoft YaHei" w:eastAsia="Microsoft YaHei"/>
+          <w:rFonts w:ascii="Times New Roman" w:hAnsi="Times New Roman" w:eastAsia="SimSun"/>
+          <w:b w:val="0"/>
+          <w:color w:val="000000"/>
+          <w:sz w:val="24"/>
         </w:rPr>
         <w:t xml:space="preserve">L_0</w:t>
       </w:r>
       <w:r>
         <w:rPr>
-          <w:rFonts w:ascii="Microsoft YaHei" w:hAnsi="Microsoft YaHei" w:eastAsia="Microsoft YaHei"/>
+          <w:rFonts w:ascii="Times New Roman" w:hAnsi="Times New Roman" w:eastAsia="SimSun"/>
+          <w:b w:val="0"/>
+          <w:color w:val="000000"/>
+          <w:sz w:val="24"/>
         </w:rPr>
         <w:t xml:space="preserve">、</w:t>
       </w:r>
       <w:r>
         <w:rPr>
           <w:rStyle w:val="VerbatimChar"/>
-          <w:rFonts w:ascii="Microsoft YaHei" w:hAnsi="Microsoft YaHei" w:eastAsia="Microsoft YaHei"/>
+          <w:rFonts w:ascii="Times New Roman" w:hAnsi="Times New Roman" w:eastAsia="SimSun"/>
+          <w:b w:val="0"/>
+          <w:color w:val="000000"/>
+          <w:sz w:val="24"/>
         </w:rPr>
         <w:t xml:space="preserve">L_A</w:t>
       </w:r>
       <w:r>
         <w:rPr>
-          <w:rFonts w:ascii="Microsoft YaHei" w:hAnsi="Microsoft YaHei" w:eastAsia="Microsoft YaHei"/>
+          <w:rFonts w:ascii="Times New Roman" w:hAnsi="Times New Roman" w:eastAsia="SimSun"/>
+          <w:b w:val="0"/>
+          <w:color w:val="000000"/>
+          <w:sz w:val="24"/>
         </w:rPr>
         <w:t xml:space="preserve">、</w:t>
       </w:r>
       <w:r>
         <w:rPr>
           <w:rStyle w:val="VerbatimChar"/>
-          <w:rFonts w:ascii="Microsoft YaHei" w:hAnsi="Microsoft YaHei" w:eastAsia="Microsoft YaHei"/>
+          <w:rFonts w:ascii="Times New Roman" w:hAnsi="Times New Roman" w:eastAsia="SimSun"/>
+          <w:b w:val="0"/>
+          <w:color w:val="000000"/>
+          <w:sz w:val="24"/>
         </w:rPr>
         <w:t xml:space="preserve">L_B</w:t>
       </w:r>
       <w:r>
         <w:rPr>
-          <w:rFonts w:ascii="Microsoft YaHei" w:hAnsi="Microsoft YaHei" w:eastAsia="Microsoft YaHei"/>
+          <w:rFonts w:ascii="Times New Roman" w:hAnsi="Times New Roman" w:eastAsia="SimSun"/>
+          <w:b w:val="0"/>
+          <w:color w:val="000000"/>
+          <w:sz w:val="24"/>
         </w:rPr>
         <w:t xml:space="preserve"> </w:t>
       </w:r>
       <w:r>
         <w:rPr>
-          <w:rFonts w:ascii="Microsoft YaHei" w:hAnsi="Microsoft YaHei" w:eastAsia="Microsoft YaHei"/>
+          <w:rFonts w:ascii="Times New Roman" w:hAnsi="Times New Roman" w:eastAsia="SimSun"/>
+          <w:b w:val="0"/>
+          <w:color w:val="000000"/>
+          <w:sz w:val="24"/>
         </w:rPr>
         <w:t xml:space="preserve">的型别分别是什么，并指出造成差异的结构因素。</w:t>
       </w:r>
@@ -995,10 +1204,15 @@
           <w:numId w:val="1005"/>
         </w:numPr>
         <w:pStyle w:val="Compact"/>
-      </w:pPr>
-      <w:r>
-        <w:rPr>
-          <w:rFonts w:ascii="Microsoft YaHei" w:hAnsi="Microsoft YaHei" w:eastAsia="Microsoft YaHei"/>
+        <w:spacing w:line="240" w:lineRule="auto" w:before="0" w:after="80"/>
+        <w:ind w:firstLine="480"/>
+      </w:pPr>
+      <w:r>
+        <w:rPr>
+          <w:rFonts w:ascii="Times New Roman" w:hAnsi="Times New Roman" w:eastAsia="SimSun"/>
+          <w:b w:val="0"/>
+          <w:color w:val="000000"/>
+          <w:sz w:val="24"/>
         </w:rPr>
         <w:t xml:space="preserve">分别从“时域 / 稳态 / 频域”三个角度解释方案 A 与方案 B 的主要收益和主要代价。</w:t>
       </w:r>
@@ -1010,10 +1224,15 @@
           <w:numId w:val="1005"/>
         </w:numPr>
         <w:pStyle w:val="Compact"/>
-      </w:pPr>
-      <w:r>
-        <w:rPr>
-          <w:rFonts w:ascii="Microsoft YaHei" w:hAnsi="Microsoft YaHei" w:eastAsia="Microsoft YaHei"/>
+        <w:spacing w:line="240" w:lineRule="auto" w:before="0" w:after="80"/>
+        <w:ind w:firstLine="480"/>
+      </w:pPr>
+      <w:r>
+        <w:rPr>
+          <w:rFonts w:ascii="Times New Roman" w:hAnsi="Times New Roman" w:eastAsia="SimSun"/>
+          <w:b w:val="0"/>
+          <w:color w:val="000000"/>
+          <w:sz w:val="24"/>
         </w:rPr>
         <w:t xml:space="preserve">用一句话概括：为什么方案 A 与方案 B 不能被看成同一种改善路线。</w:t>
       </w:r>
@@ -1021,10 +1240,15 @@
     <w:p>
       <w:pPr>
         <w:pStyle w:val="FirstParagraph"/>
-      </w:pPr>
-      <w:r>
-        <w:rPr>
-          <w:rFonts w:ascii="Microsoft YaHei" w:hAnsi="Microsoft YaHei" w:eastAsia="Microsoft YaHei"/>
+        <w:spacing w:line="240" w:lineRule="auto" w:before="0" w:after="80"/>
+        <w:ind w:firstLine="480"/>
+      </w:pPr>
+      <w:r>
+        <w:rPr>
+          <w:rFonts w:ascii="Times New Roman" w:hAnsi="Times New Roman" w:eastAsia="SimSun"/>
+          <w:b w:val="0"/>
+          <w:color w:val="000000"/>
+          <w:sz w:val="24"/>
         </w:rPr>
         <w:t xml:space="preserve">要求：</w:t>
       </w:r>
@@ -1036,10 +1260,15 @@
           <w:numId w:val="1006"/>
         </w:numPr>
         <w:pStyle w:val="Compact"/>
-      </w:pPr>
-      <w:r>
-        <w:rPr>
-          <w:rFonts w:ascii="Microsoft YaHei" w:hAnsi="Microsoft YaHei" w:eastAsia="Microsoft YaHei"/>
+        <w:spacing w:line="240" w:lineRule="auto" w:before="0" w:after="80"/>
+        <w:ind w:firstLine="480"/>
+      </w:pPr>
+      <w:r>
+        <w:rPr>
+          <w:rFonts w:ascii="Times New Roman" w:hAnsi="Times New Roman" w:eastAsia="SimSun"/>
+          <w:b w:val="0"/>
+          <w:color w:val="000000"/>
+          <w:sz w:val="24"/>
         </w:rPr>
         <w:t xml:space="preserve">只做结构机理联动解释，不做最终选型与参数整定。</w:t>
       </w:r>
@@ -1051,10 +1280,15 @@
           <w:numId w:val="1006"/>
         </w:numPr>
         <w:pStyle w:val="Compact"/>
-      </w:pPr>
-      <w:r>
-        <w:rPr>
-          <w:rFonts w:ascii="Microsoft YaHei" w:hAnsi="Microsoft YaHei" w:eastAsia="Microsoft YaHei"/>
+        <w:spacing w:line="240" w:lineRule="auto" w:before="0" w:after="80"/>
+        <w:ind w:firstLine="480"/>
+      </w:pPr>
+      <w:r>
+        <w:rPr>
+          <w:rFonts w:ascii="Times New Roman" w:hAnsi="Times New Roman" w:eastAsia="SimSun"/>
+          <w:b w:val="0"/>
+          <w:color w:val="000000"/>
+          <w:sz w:val="24"/>
         </w:rPr>
         <w:t xml:space="preserve">回答必须同时落到极点 / 零点 / 型别 / 相位中的至少三个维度，不得只说单一现象。</w:t>
       </w:r>
@@ -1064,10 +1298,15 @@
     <w:p>
       <w:pPr>
         <w:pStyle w:val="Heading2"/>
-      </w:pPr>
-      <w:r>
-        <w:rPr>
-          <w:rFonts w:ascii="Microsoft YaHei" w:hAnsi="Microsoft YaHei" w:eastAsia="Microsoft YaHei"/>
+        <w:spacing w:line="240" w:lineRule="auto" w:before="0" w:after="80"/>
+        <w:ind w:firstLine="0"/>
+      </w:pPr>
+      <w:r>
+        <w:rPr>
+          <w:rFonts w:ascii="Times New Roman" w:hAnsi="Times New Roman" w:eastAsia="SimSun"/>
+          <w:b/>
+          <w:color w:val="000000"/>
+          <w:sz w:val="28"/>
         </w:rPr>
         <w:t xml:space="preserve">T4-3 稳态精度约束下的结构比较（20分）</w:t>
       </w:r>
@@ -1075,10 +1314,15 @@
     <w:p>
       <w:pPr>
         <w:pStyle w:val="FirstParagraph"/>
-      </w:pPr>
-      <w:r>
-        <w:rPr>
-          <w:rFonts w:ascii="Microsoft YaHei" w:hAnsi="Microsoft YaHei" w:eastAsia="Microsoft YaHei"/>
+        <w:spacing w:line="240" w:lineRule="auto" w:before="0" w:after="80"/>
+        <w:ind w:firstLine="480"/>
+      </w:pPr>
+      <w:r>
+        <w:rPr>
+          <w:rFonts w:ascii="Times New Roman" w:hAnsi="Times New Roman" w:eastAsia="SimSun"/>
+          <w:b w:val="0"/>
+          <w:color w:val="000000"/>
+          <w:sz w:val="24"/>
         </w:rPr>
         <w:t xml:space="preserve">某单位负反馈系统的基线闭环已经基本稳定，现阶段不要求你重新建模或完成最终定参。已知该系统在恒值扰动作用下的残余偏差偏大，说明低频精度仍然不足；同时现有相角裕度并不富余，实验中还存在较明显的高频测量噪声，因此新的补偿结构不能明显恶化相角裕度或超调，也不接受高频噪声敏感性大幅上升。</w:t>
       </w:r>
@@ -1086,36 +1330,53 @@
     <w:p>
       <w:pPr>
         <w:pStyle w:val="BodyText"/>
-      </w:pPr>
-      <w:r>
-        <w:rPr>
-          <w:rFonts w:ascii="Microsoft YaHei" w:hAnsi="Microsoft YaHei" w:eastAsia="Microsoft YaHei"/>
+        <w:spacing w:line="240" w:lineRule="auto" w:before="0" w:after="80"/>
+        <w:ind w:firstLine="480"/>
+      </w:pPr>
+      <w:r>
+        <w:rPr>
+          <w:rFonts w:ascii="Times New Roman" w:hAnsi="Times New Roman" w:eastAsia="SimSun"/>
+          <w:b w:val="0"/>
+          <w:color w:val="000000"/>
+          <w:sz w:val="24"/>
         </w:rPr>
         <w:t xml:space="preserve">现在只允许在下列四类候选结构中做比较：</w:t>
       </w:r>
       <w:r>
         <w:rPr>
           <w:rStyle w:val="VerbatimChar"/>
-          <w:rFonts w:ascii="Microsoft YaHei" w:hAnsi="Microsoft YaHei" w:eastAsia="Microsoft YaHei"/>
+          <w:rFonts w:ascii="Times New Roman" w:hAnsi="Times New Roman" w:eastAsia="SimSun"/>
+          <w:b w:val="0"/>
+          <w:color w:val="000000"/>
+          <w:sz w:val="24"/>
         </w:rPr>
         <w:t xml:space="preserve">PD</w:t>
       </w:r>
       <w:r>
         <w:rPr>
-          <w:rFonts w:ascii="Microsoft YaHei" w:hAnsi="Microsoft YaHei" w:eastAsia="Microsoft YaHei"/>
+          <w:rFonts w:ascii="Times New Roman" w:hAnsi="Times New Roman" w:eastAsia="SimSun"/>
+          <w:b w:val="0"/>
+          <w:color w:val="000000"/>
+          <w:sz w:val="24"/>
         </w:rPr>
         <w:t xml:space="preserve">、</w:t>
       </w:r>
       <w:r>
         <w:rPr>
           <w:rStyle w:val="VerbatimChar"/>
-          <w:rFonts w:ascii="Microsoft YaHei" w:hAnsi="Microsoft YaHei" w:eastAsia="Microsoft YaHei"/>
+          <w:rFonts w:ascii="Times New Roman" w:hAnsi="Times New Roman" w:eastAsia="SimSun"/>
+          <w:b w:val="0"/>
+          <w:color w:val="000000"/>
+          <w:sz w:val="24"/>
         </w:rPr>
         <w:t xml:space="preserve">PI</w:t>
       </w:r>
       <w:r>
         <w:rPr>
-          <w:rFonts w:ascii="Microsoft YaHei" w:hAnsi="Microsoft YaHei" w:eastAsia="Microsoft YaHei"/>
+          <w:rFonts w:ascii="Times New Roman" w:hAnsi="Times New Roman" w:eastAsia="SimSun"/>
+          <w:b w:val="0"/>
+          <w:color w:val="000000"/>
+          <w:sz w:val="24"/>
         </w:rPr>
         <w:t xml:space="preserve">、超前校正、滞后校正。</w:t>
       </w:r>
@@ -1123,10 +1384,15 @@
     <w:p>
       <w:pPr>
         <w:pStyle w:val="BodyText"/>
-      </w:pPr>
-      <w:r>
-        <w:rPr>
-          <w:rFonts w:ascii="Microsoft YaHei" w:hAnsi="Microsoft YaHei" w:eastAsia="Microsoft YaHei"/>
+        <w:spacing w:line="240" w:lineRule="auto" w:before="0" w:after="80"/>
+        <w:ind w:firstLine="480"/>
+      </w:pPr>
+      <w:r>
+        <w:rPr>
+          <w:rFonts w:ascii="Times New Roman" w:hAnsi="Times New Roman" w:eastAsia="SimSun"/>
+          <w:b w:val="0"/>
+          <w:color w:val="000000"/>
+          <w:sz w:val="24"/>
         </w:rPr>
         <w:t xml:space="preserve">请完成以下任务：</w:t>
       </w:r>
@@ -1138,10 +1404,15 @@
           <w:numId w:val="1007"/>
         </w:numPr>
         <w:pStyle w:val="Compact"/>
-      </w:pPr>
-      <w:r>
-        <w:rPr>
-          <w:rFonts w:ascii="Microsoft YaHei" w:hAnsi="Microsoft YaHei" w:eastAsia="Microsoft YaHei"/>
+        <w:spacing w:line="240" w:lineRule="auto" w:before="0" w:after="80"/>
+        <w:ind w:firstLine="480"/>
+      </w:pPr>
+      <w:r>
+        <w:rPr>
+          <w:rFonts w:ascii="Times New Roman" w:hAnsi="Times New Roman" w:eastAsia="SimSun"/>
+          <w:b w:val="0"/>
+          <w:color w:val="000000"/>
+          <w:sz w:val="24"/>
         </w:rPr>
         <w:t xml:space="preserve">先概括本题的主要控制任务与三条关键约束。</w:t>
       </w:r>
@@ -1153,10 +1424,15 @@
           <w:numId w:val="1007"/>
         </w:numPr>
         <w:pStyle w:val="Compact"/>
-      </w:pPr>
-      <w:r>
-        <w:rPr>
-          <w:rFonts w:ascii="Microsoft YaHei" w:hAnsi="Microsoft YaHei" w:eastAsia="Microsoft YaHei"/>
+        <w:spacing w:line="240" w:lineRule="auto" w:before="0" w:after="80"/>
+        <w:ind w:firstLine="480"/>
+      </w:pPr>
+      <w:r>
+        <w:rPr>
+          <w:rFonts w:ascii="Times New Roman" w:hAnsi="Times New Roman" w:eastAsia="SimSun"/>
+          <w:b w:val="0"/>
+          <w:color w:val="000000"/>
+          <w:sz w:val="24"/>
         </w:rPr>
         <w:t xml:space="preserve">逐一比较四类结构在该任务下的主要收益与主要代价。</w:t>
       </w:r>
@@ -1168,10 +1444,15 @@
           <w:numId w:val="1007"/>
         </w:numPr>
         <w:pStyle w:val="Compact"/>
-      </w:pPr>
-      <w:r>
-        <w:rPr>
-          <w:rFonts w:ascii="Microsoft YaHei" w:hAnsi="Microsoft YaHei" w:eastAsia="Microsoft YaHei"/>
+        <w:spacing w:line="240" w:lineRule="auto" w:before="0" w:after="80"/>
+        <w:ind w:firstLine="480"/>
+      </w:pPr>
+      <w:r>
+        <w:rPr>
+          <w:rFonts w:ascii="Times New Roman" w:hAnsi="Times New Roman" w:eastAsia="SimSun"/>
+          <w:b w:val="0"/>
+          <w:color w:val="000000"/>
+          <w:sz w:val="24"/>
         </w:rPr>
         <w:t xml:space="preserve">在这四类结构中给出从优到劣的排序，并说明首选结构与末位结构的核心理由。</w:t>
       </w:r>
@@ -1179,10 +1460,15 @@
     <w:p>
       <w:pPr>
         <w:pStyle w:val="FirstParagraph"/>
-      </w:pPr>
-      <w:r>
-        <w:rPr>
-          <w:rFonts w:ascii="Microsoft YaHei" w:hAnsi="Microsoft YaHei" w:eastAsia="Microsoft YaHei"/>
+        <w:spacing w:line="240" w:lineRule="auto" w:before="0" w:after="80"/>
+        <w:ind w:firstLine="480"/>
+      </w:pPr>
+      <w:r>
+        <w:rPr>
+          <w:rFonts w:ascii="Times New Roman" w:hAnsi="Times New Roman" w:eastAsia="SimSun"/>
+          <w:b w:val="0"/>
+          <w:color w:val="000000"/>
+          <w:sz w:val="24"/>
         </w:rPr>
         <w:t xml:space="preserve">要求：</w:t>
       </w:r>
@@ -1194,10 +1480,15 @@
           <w:numId w:val="1008"/>
         </w:numPr>
         <w:pStyle w:val="Compact"/>
-      </w:pPr>
-      <w:r>
-        <w:rPr>
-          <w:rFonts w:ascii="Microsoft YaHei" w:hAnsi="Microsoft YaHei" w:eastAsia="Microsoft YaHei"/>
+        <w:spacing w:line="240" w:lineRule="auto" w:before="0" w:after="80"/>
+        <w:ind w:firstLine="480"/>
+      </w:pPr>
+      <w:r>
+        <w:rPr>
+          <w:rFonts w:ascii="Times New Roman" w:hAnsi="Times New Roman" w:eastAsia="SimSun"/>
+          <w:b w:val="0"/>
+          <w:color w:val="000000"/>
+          <w:sz w:val="24"/>
         </w:rPr>
         <w:t xml:space="preserve">只做结构比较，不做最终参数设计。</w:t>
       </w:r>
@@ -1209,10 +1500,15 @@
           <w:numId w:val="1008"/>
         </w:numPr>
         <w:pStyle w:val="Compact"/>
-      </w:pPr>
-      <w:r>
-        <w:rPr>
-          <w:rFonts w:ascii="Microsoft YaHei" w:hAnsi="Microsoft YaHei" w:eastAsia="Microsoft YaHei"/>
+        <w:spacing w:line="240" w:lineRule="auto" w:before="0" w:after="80"/>
+        <w:ind w:firstLine="480"/>
+      </w:pPr>
+      <w:r>
+        <w:rPr>
+          <w:rFonts w:ascii="Times New Roman" w:hAnsi="Times New Roman" w:eastAsia="SimSun"/>
+          <w:b w:val="0"/>
+          <w:color w:val="000000"/>
+          <w:sz w:val="24"/>
         </w:rPr>
         <w:t xml:space="preserve">排序必须落到“改善什么、代价是什么、为什么在本题中更合适或更不合适”，不得只写空泛结论。</w:t>
       </w:r>
@@ -1224,10 +1520,15 @@
           <w:numId w:val="1008"/>
         </w:numPr>
         <w:pStyle w:val="Compact"/>
-      </w:pPr>
-      <w:r>
-        <w:rPr>
-          <w:rFonts w:ascii="Microsoft YaHei" w:hAnsi="Microsoft YaHei" w:eastAsia="Microsoft YaHei"/>
+        <w:spacing w:line="240" w:lineRule="auto" w:before="0" w:after="80"/>
+        <w:ind w:firstLine="480"/>
+      </w:pPr>
+      <w:r>
+        <w:rPr>
+          <w:rFonts w:ascii="Times New Roman" w:hAnsi="Times New Roman" w:eastAsia="SimSun"/>
+          <w:b w:val="0"/>
+          <w:color w:val="000000"/>
+          <w:sz w:val="24"/>
         </w:rPr>
         <w:t xml:space="preserve">答案必须限定在题干给出的四类结构内，不得自行扩展到其他结构。</w:t>
       </w:r>
@@ -1237,10 +1538,15 @@
     <w:p>
       <w:pPr>
         <w:pStyle w:val="Heading2"/>
-      </w:pPr>
-      <w:r>
-        <w:rPr>
-          <w:rFonts w:ascii="Microsoft YaHei" w:hAnsi="Microsoft YaHei" w:eastAsia="Microsoft YaHei"/>
+        <w:spacing w:line="240" w:lineRule="auto" w:before="0" w:after="80"/>
+        <w:ind w:firstLine="0"/>
+      </w:pPr>
+      <w:r>
+        <w:rPr>
+          <w:rFonts w:ascii="Times New Roman" w:hAnsi="Times New Roman" w:eastAsia="SimSun"/>
+          <w:b/>
+          <w:color w:val="000000"/>
+          <w:sz w:val="28"/>
         </w:rPr>
         <w:t xml:space="preserve">O4 候选控制结构比较（40分）</w:t>
       </w:r>
@@ -1248,60 +1554,89 @@
     <w:p>
       <w:pPr>
         <w:pStyle w:val="FirstParagraph"/>
-      </w:pPr>
-      <w:r>
-        <w:rPr>
-          <w:rFonts w:ascii="Microsoft YaHei" w:hAnsi="Microsoft YaHei" w:eastAsia="Microsoft YaHei"/>
+        <w:spacing w:line="240" w:lineRule="auto" w:before="0" w:after="80"/>
+        <w:ind w:firstLine="480"/>
+      </w:pPr>
+      <w:r>
+        <w:rPr>
+          <w:rFonts w:ascii="Times New Roman" w:hAnsi="Times New Roman" w:eastAsia="SimSun"/>
+          <w:b w:val="0"/>
+          <w:color w:val="000000"/>
+          <w:sz w:val="24"/>
         </w:rPr>
         <w:t xml:space="preserve">请沿用你在</w:t>
       </w:r>
       <w:r>
         <w:rPr>
-          <w:rFonts w:ascii="Microsoft YaHei" w:hAnsi="Microsoft YaHei" w:eastAsia="Microsoft YaHei"/>
+          <w:rFonts w:ascii="Times New Roman" w:hAnsi="Times New Roman" w:eastAsia="SimSun"/>
+          <w:b w:val="0"/>
+          <w:color w:val="000000"/>
+          <w:sz w:val="24"/>
         </w:rPr>
         <w:t xml:space="preserve"> </w:t>
       </w:r>
       <w:r>
         <w:rPr>
           <w:rStyle w:val="VerbatimChar"/>
-          <w:rFonts w:ascii="Microsoft YaHei" w:hAnsi="Microsoft YaHei" w:eastAsia="Microsoft YaHei"/>
+          <w:rFonts w:ascii="Times New Roman" w:hAnsi="Times New Roman" w:eastAsia="SimSun"/>
+          <w:b w:val="0"/>
+          <w:color w:val="000000"/>
+          <w:sz w:val="24"/>
         </w:rPr>
         <w:t xml:space="preserve">O3</w:t>
       </w:r>
       <w:r>
         <w:rPr>
-          <w:rFonts w:ascii="Microsoft YaHei" w:hAnsi="Microsoft YaHei" w:eastAsia="Microsoft YaHei"/>
+          <w:rFonts w:ascii="Times New Roman" w:hAnsi="Times New Roman" w:eastAsia="SimSun"/>
+          <w:b w:val="0"/>
+          <w:color w:val="000000"/>
+          <w:sz w:val="24"/>
         </w:rPr>
         <w:t xml:space="preserve"> </w:t>
       </w:r>
       <w:r>
         <w:rPr>
-          <w:rFonts w:ascii="Microsoft YaHei" w:hAnsi="Microsoft YaHei" w:eastAsia="Microsoft YaHei"/>
+          <w:rFonts w:ascii="Times New Roman" w:hAnsi="Times New Roman" w:eastAsia="SimSun"/>
+          <w:b w:val="0"/>
+          <w:color w:val="000000"/>
+          <w:sz w:val="24"/>
         </w:rPr>
         <w:t xml:space="preserve">中已经固定的同一对象、简化模型、主要矛盾清单与必要证据，不得更换对象，也不得把</w:t>
       </w:r>
       <w:r>
         <w:rPr>
-          <w:rFonts w:ascii="Microsoft YaHei" w:hAnsi="Microsoft YaHei" w:eastAsia="Microsoft YaHei"/>
+          <w:rFonts w:ascii="Times New Roman" w:hAnsi="Times New Roman" w:eastAsia="SimSun"/>
+          <w:b w:val="0"/>
+          <w:color w:val="000000"/>
+          <w:sz w:val="24"/>
         </w:rPr>
         <w:t xml:space="preserve"> </w:t>
       </w:r>
       <w:r>
         <w:rPr>
           <w:rStyle w:val="VerbatimChar"/>
-          <w:rFonts w:ascii="Microsoft YaHei" w:hAnsi="Microsoft YaHei" w:eastAsia="Microsoft YaHei"/>
+          <w:rFonts w:ascii="Times New Roman" w:hAnsi="Times New Roman" w:eastAsia="SimSun"/>
+          <w:b w:val="0"/>
+          <w:color w:val="000000"/>
+          <w:sz w:val="24"/>
         </w:rPr>
         <w:t xml:space="preserve">O3</w:t>
       </w:r>
       <w:r>
         <w:rPr>
-          <w:rFonts w:ascii="Microsoft YaHei" w:hAnsi="Microsoft YaHei" w:eastAsia="Microsoft YaHei"/>
+          <w:rFonts w:ascii="Times New Roman" w:hAnsi="Times New Roman" w:eastAsia="SimSun"/>
+          <w:b w:val="0"/>
+          <w:color w:val="000000"/>
+          <w:sz w:val="24"/>
         </w:rPr>
         <w:t xml:space="preserve"> </w:t>
       </w:r>
       <w:r>
         <w:rPr>
-          <w:rFonts w:ascii="Microsoft YaHei" w:hAnsi="Microsoft YaHei" w:eastAsia="Microsoft YaHei"/>
+          <w:rFonts w:ascii="Times New Roman" w:hAnsi="Times New Roman" w:eastAsia="SimSun"/>
+          <w:b w:val="0"/>
+          <w:color w:val="000000"/>
+          <w:sz w:val="24"/>
         </w:rPr>
         <w:t xml:space="preserve">的诊断结论推倒重来。围绕该对象当前的主要矛盾，完成一次“候选控制结构比较”。</w:t>
       </w:r>
@@ -1309,10 +1644,15 @@
     <w:p>
       <w:pPr>
         <w:pStyle w:val="BodyText"/>
-      </w:pPr>
-      <w:r>
-        <w:rPr>
-          <w:rFonts w:ascii="Microsoft YaHei" w:hAnsi="Microsoft YaHei" w:eastAsia="Microsoft YaHei"/>
+        <w:spacing w:line="240" w:lineRule="auto" w:before="0" w:after="80"/>
+        <w:ind w:firstLine="480"/>
+      </w:pPr>
+      <w:r>
+        <w:rPr>
+          <w:rFonts w:ascii="Times New Roman" w:hAnsi="Times New Roman" w:eastAsia="SimSun"/>
+          <w:b w:val="0"/>
+          <w:color w:val="000000"/>
+          <w:sz w:val="24"/>
         </w:rPr>
         <w:t xml:space="preserve">请完成以下内容：</w:t>
       </w:r>
@@ -1324,60 +1664,89 @@
           <w:numId w:val="1009"/>
         </w:numPr>
         <w:pStyle w:val="Compact"/>
-      </w:pPr>
-      <w:r>
-        <w:rPr>
-          <w:rFonts w:ascii="Microsoft YaHei" w:hAnsi="Microsoft YaHei" w:eastAsia="Microsoft YaHei"/>
+        <w:spacing w:line="240" w:lineRule="auto" w:before="0" w:after="80"/>
+        <w:ind w:firstLine="480"/>
+      </w:pPr>
+      <w:r>
+        <w:rPr>
+          <w:rFonts w:ascii="Times New Roman" w:hAnsi="Times New Roman" w:eastAsia="SimSun"/>
+          <w:b w:val="0"/>
+          <w:color w:val="000000"/>
+          <w:sz w:val="24"/>
         </w:rPr>
         <w:t xml:space="preserve">先用</w:t>
       </w:r>
       <w:r>
         <w:rPr>
-          <w:rFonts w:ascii="Microsoft YaHei" w:hAnsi="Microsoft YaHei" w:eastAsia="Microsoft YaHei"/>
+          <w:rFonts w:ascii="Times New Roman" w:hAnsi="Times New Roman" w:eastAsia="SimSun"/>
+          <w:b w:val="0"/>
+          <w:color w:val="000000"/>
+          <w:sz w:val="24"/>
         </w:rPr>
         <w:t xml:space="preserve"> </w:t>
       </w:r>
       <w:r>
         <w:rPr>
           <w:rStyle w:val="VerbatimChar"/>
-          <w:rFonts w:ascii="Microsoft YaHei" w:hAnsi="Microsoft YaHei" w:eastAsia="Microsoft YaHei"/>
+          <w:rFonts w:ascii="Times New Roman" w:hAnsi="Times New Roman" w:eastAsia="SimSun"/>
+          <w:b w:val="0"/>
+          <w:color w:val="000000"/>
+          <w:sz w:val="24"/>
         </w:rPr>
         <w:t xml:space="preserve">2-3</w:t>
       </w:r>
       <w:r>
         <w:rPr>
-          <w:rFonts w:ascii="Microsoft YaHei" w:hAnsi="Microsoft YaHei" w:eastAsia="Microsoft YaHei"/>
+          <w:rFonts w:ascii="Times New Roman" w:hAnsi="Times New Roman" w:eastAsia="SimSun"/>
+          <w:b w:val="0"/>
+          <w:color w:val="000000"/>
+          <w:sz w:val="24"/>
         </w:rPr>
         <w:t xml:space="preserve"> </w:t>
       </w:r>
       <w:r>
         <w:rPr>
-          <w:rFonts w:ascii="Microsoft YaHei" w:hAnsi="Microsoft YaHei" w:eastAsia="Microsoft YaHei"/>
+          <w:rFonts w:ascii="Times New Roman" w:hAnsi="Times New Roman" w:eastAsia="SimSun"/>
+          <w:b w:val="0"/>
+          <w:color w:val="000000"/>
+          <w:sz w:val="24"/>
         </w:rPr>
         <w:t xml:space="preserve">句话回收</w:t>
       </w:r>
       <w:r>
         <w:rPr>
-          <w:rFonts w:ascii="Microsoft YaHei" w:hAnsi="Microsoft YaHei" w:eastAsia="Microsoft YaHei"/>
+          <w:rFonts w:ascii="Times New Roman" w:hAnsi="Times New Roman" w:eastAsia="SimSun"/>
+          <w:b w:val="0"/>
+          <w:color w:val="000000"/>
+          <w:sz w:val="24"/>
         </w:rPr>
         <w:t xml:space="preserve"> </w:t>
       </w:r>
       <w:r>
         <w:rPr>
           <w:rStyle w:val="VerbatimChar"/>
-          <w:rFonts w:ascii="Microsoft YaHei" w:hAnsi="Microsoft YaHei" w:eastAsia="Microsoft YaHei"/>
+          <w:rFonts w:ascii="Times New Roman" w:hAnsi="Times New Roman" w:eastAsia="SimSun"/>
+          <w:b w:val="0"/>
+          <w:color w:val="000000"/>
+          <w:sz w:val="24"/>
         </w:rPr>
         <w:t xml:space="preserve">O3</w:t>
       </w:r>
       <w:r>
         <w:rPr>
-          <w:rFonts w:ascii="Microsoft YaHei" w:hAnsi="Microsoft YaHei" w:eastAsia="Microsoft YaHei"/>
+          <w:rFonts w:ascii="Times New Roman" w:hAnsi="Times New Roman" w:eastAsia="SimSun"/>
+          <w:b w:val="0"/>
+          <w:color w:val="000000"/>
+          <w:sz w:val="24"/>
         </w:rPr>
         <w:t xml:space="preserve"> </w:t>
       </w:r>
       <w:r>
         <w:rPr>
-          <w:rFonts w:ascii="Microsoft YaHei" w:hAnsi="Microsoft YaHei" w:eastAsia="Microsoft YaHei"/>
+          <w:rFonts w:ascii="Times New Roman" w:hAnsi="Times New Roman" w:eastAsia="SimSun"/>
+          <w:b w:val="0"/>
+          <w:color w:val="000000"/>
+          <w:sz w:val="24"/>
         </w:rPr>
         <w:t xml:space="preserve">的结论：写清当前主要矛盾是什么、哪两条约束最不能破坏，以及为什么这些约束会直接决定本次候选结构的筛选范围。</w:t>
       </w:r>
@@ -1389,61 +1758,90 @@
           <w:numId w:val="1009"/>
         </w:numPr>
         <w:pStyle w:val="Compact"/>
-      </w:pPr>
-      <w:r>
-        <w:rPr>
-          <w:rFonts w:ascii="Microsoft YaHei" w:hAnsi="Microsoft YaHei" w:eastAsia="Microsoft YaHei"/>
+        <w:spacing w:line="240" w:lineRule="auto" w:before="0" w:after="80"/>
+        <w:ind w:firstLine="480"/>
+      </w:pPr>
+      <w:r>
+        <w:rPr>
+          <w:rFonts w:ascii="Times New Roman" w:hAnsi="Times New Roman" w:eastAsia="SimSun"/>
+          <w:b w:val="0"/>
+          <w:color w:val="000000"/>
+          <w:sz w:val="24"/>
         </w:rPr>
         <w:t xml:space="preserve">只允许从本阶段已学结构中选择</w:t>
       </w:r>
       <w:r>
         <w:rPr>
-          <w:rFonts w:ascii="Microsoft YaHei" w:hAnsi="Microsoft YaHei" w:eastAsia="Microsoft YaHei"/>
+          <w:rFonts w:ascii="Times New Roman" w:hAnsi="Times New Roman" w:eastAsia="SimSun"/>
+          <w:b w:val="0"/>
+          <w:color w:val="000000"/>
+          <w:sz w:val="24"/>
         </w:rPr>
         <w:t xml:space="preserve"> </w:t>
       </w:r>
       <w:r>
         <w:rPr>
           <w:rStyle w:val="VerbatimChar"/>
-          <w:rFonts w:ascii="Microsoft YaHei" w:hAnsi="Microsoft YaHei" w:eastAsia="Microsoft YaHei"/>
+          <w:rFonts w:ascii="Times New Roman" w:hAnsi="Times New Roman" w:eastAsia="SimSun"/>
+          <w:b w:val="0"/>
+          <w:color w:val="000000"/>
+          <w:sz w:val="24"/>
         </w:rPr>
         <w:t xml:space="preserve">2-3</w:t>
       </w:r>
       <w:r>
         <w:rPr>
-          <w:rFonts w:ascii="Microsoft YaHei" w:hAnsi="Microsoft YaHei" w:eastAsia="Microsoft YaHei"/>
+          <w:rFonts w:ascii="Times New Roman" w:hAnsi="Times New Roman" w:eastAsia="SimSun"/>
+          <w:b w:val="0"/>
+          <w:color w:val="000000"/>
+          <w:sz w:val="24"/>
         </w:rPr>
         <w:t xml:space="preserve"> </w:t>
       </w:r>
       <w:r>
         <w:rPr>
-          <w:rFonts w:ascii="Microsoft YaHei" w:hAnsi="Microsoft YaHei" w:eastAsia="Microsoft YaHei"/>
+          <w:rFonts w:ascii="Times New Roman" w:hAnsi="Times New Roman" w:eastAsia="SimSun"/>
+          <w:b w:val="0"/>
+          <w:color w:val="000000"/>
+          <w:sz w:val="24"/>
         </w:rPr>
         <w:t xml:space="preserve">个候选结构进行比较。可选范围限定为：</w:t>
       </w:r>
       <w:r>
         <w:rPr>
           <w:rStyle w:val="VerbatimChar"/>
-          <w:rFonts w:ascii="Microsoft YaHei" w:hAnsi="Microsoft YaHei" w:eastAsia="Microsoft YaHei"/>
+          <w:rFonts w:ascii="Times New Roman" w:hAnsi="Times New Roman" w:eastAsia="SimSun"/>
+          <w:b w:val="0"/>
+          <w:color w:val="000000"/>
+          <w:sz w:val="24"/>
         </w:rPr>
         <w:t xml:space="preserve">PD</w:t>
       </w:r>
       <w:r>
         <w:rPr>
-          <w:rFonts w:ascii="Microsoft YaHei" w:hAnsi="Microsoft YaHei" w:eastAsia="Microsoft YaHei"/>
+          <w:rFonts w:ascii="Times New Roman" w:hAnsi="Times New Roman" w:eastAsia="SimSun"/>
+          <w:b w:val="0"/>
+          <w:color w:val="000000"/>
+          <w:sz w:val="24"/>
         </w:rPr>
         <w:t xml:space="preserve">、</w:t>
       </w:r>
       <w:r>
         <w:rPr>
           <w:rStyle w:val="VerbatimChar"/>
-          <w:rFonts w:ascii="Microsoft YaHei" w:hAnsi="Microsoft YaHei" w:eastAsia="Microsoft YaHei"/>
+          <w:rFonts w:ascii="Times New Roman" w:hAnsi="Times New Roman" w:eastAsia="SimSun"/>
+          <w:b w:val="0"/>
+          <w:color w:val="000000"/>
+          <w:sz w:val="24"/>
         </w:rPr>
         <w:t xml:space="preserve">PI</w:t>
       </w:r>
       <w:r>
         <w:rPr>
-          <w:rFonts w:ascii="Microsoft YaHei" w:hAnsi="Microsoft YaHei" w:eastAsia="Microsoft YaHei"/>
+          <w:rFonts w:ascii="Times New Roman" w:hAnsi="Times New Roman" w:eastAsia="SimSun"/>
+          <w:b w:val="0"/>
+          <w:color w:val="000000"/>
+          <w:sz w:val="24"/>
         </w:rPr>
         <w:t xml:space="preserve">、超前校正、滞后校正；你不必把四类结构都写上，但必须解释为什么保留当前候选、为什么暂不采用其他结构。</w:t>
       </w:r>
@@ -1455,60 +1853,89 @@
           <w:numId w:val="1009"/>
         </w:numPr>
         <w:pStyle w:val="Compact"/>
-      </w:pPr>
-      <w:r>
-        <w:rPr>
-          <w:rFonts w:ascii="Microsoft YaHei" w:hAnsi="Microsoft YaHei" w:eastAsia="Microsoft YaHei"/>
+        <w:spacing w:line="240" w:lineRule="auto" w:before="0" w:after="80"/>
+        <w:ind w:firstLine="480"/>
+      </w:pPr>
+      <w:r>
+        <w:rPr>
+          <w:rFonts w:ascii="Times New Roman" w:hAnsi="Times New Roman" w:eastAsia="SimSun"/>
+          <w:b w:val="0"/>
+          <w:color w:val="000000"/>
+          <w:sz w:val="24"/>
         </w:rPr>
         <w:t xml:space="preserve">给出</w:t>
       </w:r>
       <w:r>
         <w:rPr>
-          <w:rFonts w:ascii="Microsoft YaHei" w:hAnsi="Microsoft YaHei" w:eastAsia="Microsoft YaHei"/>
+          <w:rFonts w:ascii="Times New Roman" w:hAnsi="Times New Roman" w:eastAsia="SimSun"/>
+          <w:b w:val="0"/>
+          <w:color w:val="000000"/>
+          <w:sz w:val="24"/>
         </w:rPr>
         <w:t xml:space="preserve"> </w:t>
       </w:r>
       <w:r>
         <w:rPr>
           <w:rStyle w:val="VerbatimChar"/>
-          <w:rFonts w:ascii="Microsoft YaHei" w:hAnsi="Microsoft YaHei" w:eastAsia="Microsoft YaHei"/>
+          <w:rFonts w:ascii="Times New Roman" w:hAnsi="Times New Roman" w:eastAsia="SimSun"/>
+          <w:b w:val="0"/>
+          <w:color w:val="000000"/>
+          <w:sz w:val="24"/>
         </w:rPr>
         <w:t xml:space="preserve">1</w:t>
       </w:r>
       <w:r>
         <w:rPr>
-          <w:rFonts w:ascii="Microsoft YaHei" w:hAnsi="Microsoft YaHei" w:eastAsia="Microsoft YaHei"/>
+          <w:rFonts w:ascii="Times New Roman" w:hAnsi="Times New Roman" w:eastAsia="SimSun"/>
+          <w:b w:val="0"/>
+          <w:color w:val="000000"/>
+          <w:sz w:val="24"/>
         </w:rPr>
         <w:t xml:space="preserve"> </w:t>
       </w:r>
       <w:r>
         <w:rPr>
-          <w:rFonts w:ascii="Microsoft YaHei" w:hAnsi="Microsoft YaHei" w:eastAsia="Microsoft YaHei"/>
+          <w:rFonts w:ascii="Times New Roman" w:hAnsi="Times New Roman" w:eastAsia="SimSun"/>
+          <w:b w:val="0"/>
+          <w:color w:val="000000"/>
+          <w:sz w:val="24"/>
         </w:rPr>
         <w:t xml:space="preserve">张候选结构比较表。比较表至少包含以下四列：结构名称、优先改善什么、主要代价或风险、与</w:t>
       </w:r>
       <w:r>
         <w:rPr>
-          <w:rFonts w:ascii="Microsoft YaHei" w:hAnsi="Microsoft YaHei" w:eastAsia="Microsoft YaHei"/>
+          <w:rFonts w:ascii="Times New Roman" w:hAnsi="Times New Roman" w:eastAsia="SimSun"/>
+          <w:b w:val="0"/>
+          <w:color w:val="000000"/>
+          <w:sz w:val="24"/>
         </w:rPr>
         <w:t xml:space="preserve"> </w:t>
       </w:r>
       <w:r>
         <w:rPr>
           <w:rStyle w:val="VerbatimChar"/>
-          <w:rFonts w:ascii="Microsoft YaHei" w:hAnsi="Microsoft YaHei" w:eastAsia="Microsoft YaHei"/>
+          <w:rFonts w:ascii="Times New Roman" w:hAnsi="Times New Roman" w:eastAsia="SimSun"/>
+          <w:b w:val="0"/>
+          <w:color w:val="000000"/>
+          <w:sz w:val="24"/>
         </w:rPr>
         <w:t xml:space="preserve">O3</w:t>
       </w:r>
       <w:r>
         <w:rPr>
-          <w:rFonts w:ascii="Microsoft YaHei" w:hAnsi="Microsoft YaHei" w:eastAsia="Microsoft YaHei"/>
+          <w:rFonts w:ascii="Times New Roman" w:hAnsi="Times New Roman" w:eastAsia="SimSun"/>
+          <w:b w:val="0"/>
+          <w:color w:val="000000"/>
+          <w:sz w:val="24"/>
         </w:rPr>
         <w:t xml:space="preserve"> </w:t>
       </w:r>
       <w:r>
         <w:rPr>
-          <w:rFonts w:ascii="Microsoft YaHei" w:hAnsi="Microsoft YaHei" w:eastAsia="Microsoft YaHei"/>
+          <w:rFonts w:ascii="Times New Roman" w:hAnsi="Times New Roman" w:eastAsia="SimSun"/>
+          <w:b w:val="0"/>
+          <w:color w:val="000000"/>
+          <w:sz w:val="24"/>
         </w:rPr>
         <w:t xml:space="preserve">证据的对应关系。</w:t>
       </w:r>
@@ -1520,10 +1947,15 @@
           <w:numId w:val="1009"/>
         </w:numPr>
         <w:pStyle w:val="Compact"/>
-      </w:pPr>
-      <w:r>
-        <w:rPr>
-          <w:rFonts w:ascii="Microsoft YaHei" w:hAnsi="Microsoft YaHei" w:eastAsia="Microsoft YaHei"/>
+        <w:spacing w:line="240" w:lineRule="auto" w:before="0" w:after="80"/>
+        <w:ind w:firstLine="480"/>
+      </w:pPr>
+      <w:r>
+        <w:rPr>
+          <w:rFonts w:ascii="Times New Roman" w:hAnsi="Times New Roman" w:eastAsia="SimSun"/>
+          <w:b w:val="0"/>
+          <w:color w:val="000000"/>
+          <w:sz w:val="24"/>
         </w:rPr>
         <w:t xml:space="preserve">对每个候选结构分别说明：它最可能优先解决哪个主要矛盾；它可能带来的新代价是什么；在你这个对象上，什么现象或证据支持你把它列入候选。</w:t>
       </w:r>
@@ -1535,35 +1967,52 @@
           <w:numId w:val="1009"/>
         </w:numPr>
         <w:pStyle w:val="Compact"/>
-      </w:pPr>
-      <w:r>
-        <w:rPr>
-          <w:rFonts w:ascii="Microsoft YaHei" w:hAnsi="Microsoft YaHei" w:eastAsia="Microsoft YaHei"/>
+        <w:spacing w:line="240" w:lineRule="auto" w:before="0" w:after="80"/>
+        <w:ind w:firstLine="480"/>
+      </w:pPr>
+      <w:r>
+        <w:rPr>
+          <w:rFonts w:ascii="Times New Roman" w:hAnsi="Times New Roman" w:eastAsia="SimSun"/>
+          <w:b w:val="0"/>
+          <w:color w:val="000000"/>
+          <w:sz w:val="24"/>
         </w:rPr>
         <w:t xml:space="preserve">若你使用了性能比较、曲线对照或参数试探，必须附</w:t>
       </w:r>
       <w:r>
         <w:rPr>
-          <w:rFonts w:ascii="Microsoft YaHei" w:hAnsi="Microsoft YaHei" w:eastAsia="Microsoft YaHei"/>
+          <w:rFonts w:ascii="Times New Roman" w:hAnsi="Times New Roman" w:eastAsia="SimSun"/>
+          <w:b w:val="0"/>
+          <w:color w:val="000000"/>
+          <w:sz w:val="24"/>
         </w:rPr>
         <w:t xml:space="preserve"> </w:t>
       </w:r>
       <w:r>
         <w:rPr>
           <w:rStyle w:val="VerbatimChar"/>
-          <w:rFonts w:ascii="Microsoft YaHei" w:hAnsi="Microsoft YaHei" w:eastAsia="Microsoft YaHei"/>
+          <w:rFonts w:ascii="Times New Roman" w:hAnsi="Times New Roman" w:eastAsia="SimSun"/>
+          <w:b w:val="0"/>
+          <w:color w:val="000000"/>
+          <w:sz w:val="24"/>
         </w:rPr>
         <w:t xml:space="preserve">MATLAB/Octave</w:t>
       </w:r>
       <w:r>
         <w:rPr>
-          <w:rFonts w:ascii="Microsoft YaHei" w:hAnsi="Microsoft YaHei" w:eastAsia="Microsoft YaHei"/>
+          <w:rFonts w:ascii="Times New Roman" w:hAnsi="Times New Roman" w:eastAsia="SimSun"/>
+          <w:b w:val="0"/>
+          <w:color w:val="000000"/>
+          <w:sz w:val="24"/>
         </w:rPr>
         <w:t xml:space="preserve"> </w:t>
       </w:r>
       <w:r>
         <w:rPr>
-          <w:rFonts w:ascii="Microsoft YaHei" w:hAnsi="Microsoft YaHei" w:eastAsia="Microsoft YaHei"/>
+          <w:rFonts w:ascii="Times New Roman" w:hAnsi="Times New Roman" w:eastAsia="SimSun"/>
+          <w:b w:val="0"/>
+          <w:color w:val="000000"/>
+          <w:sz w:val="24"/>
         </w:rPr>
         <w:t xml:space="preserve">仿真代码、结果图与最小复现实验说明；若本次只做机理层比较而未做参数试探，也要明确写出“本次暂不进入最终定参”的理由。</w:t>
       </w:r>
@@ -1575,35 +2024,52 @@
           <w:numId w:val="1009"/>
         </w:numPr>
         <w:pStyle w:val="Compact"/>
-      </w:pPr>
-      <w:r>
-        <w:rPr>
-          <w:rFonts w:ascii="Microsoft YaHei" w:hAnsi="Microsoft YaHei" w:eastAsia="Microsoft YaHei"/>
+        <w:spacing w:line="240" w:lineRule="auto" w:before="0" w:after="80"/>
+        <w:ind w:firstLine="480"/>
+      </w:pPr>
+      <w:r>
+        <w:rPr>
+          <w:rFonts w:ascii="Times New Roman" w:hAnsi="Times New Roman" w:eastAsia="SimSun"/>
+          <w:b w:val="0"/>
+          <w:color w:val="000000"/>
+          <w:sz w:val="24"/>
         </w:rPr>
         <w:t xml:space="preserve">最后给出当前阶段的候选结构排序，并写出“首选保留理由”和“末位放弃理由”。排序只用于进入</w:t>
       </w:r>
       <w:r>
         <w:rPr>
-          <w:rFonts w:ascii="Microsoft YaHei" w:hAnsi="Microsoft YaHei" w:eastAsia="Microsoft YaHei"/>
+          <w:rFonts w:ascii="Times New Roman" w:hAnsi="Times New Roman" w:eastAsia="SimSun"/>
+          <w:b w:val="0"/>
+          <w:color w:val="000000"/>
+          <w:sz w:val="24"/>
         </w:rPr>
         <w:t xml:space="preserve"> </w:t>
       </w:r>
       <w:r>
         <w:rPr>
           <w:rStyle w:val="VerbatimChar"/>
-          <w:rFonts w:ascii="Microsoft YaHei" w:hAnsi="Microsoft YaHei" w:eastAsia="Microsoft YaHei"/>
+          <w:rFonts w:ascii="Times New Roman" w:hAnsi="Times New Roman" w:eastAsia="SimSun"/>
+          <w:b w:val="0"/>
+          <w:color w:val="000000"/>
+          <w:sz w:val="24"/>
         </w:rPr>
         <w:t xml:space="preserve">O5</w:t>
       </w:r>
       <w:r>
         <w:rPr>
-          <w:rFonts w:ascii="Microsoft YaHei" w:hAnsi="Microsoft YaHei" w:eastAsia="Microsoft YaHei"/>
+          <w:rFonts w:ascii="Times New Roman" w:hAnsi="Times New Roman" w:eastAsia="SimSun"/>
+          <w:b w:val="0"/>
+          <w:color w:val="000000"/>
+          <w:sz w:val="24"/>
         </w:rPr>
         <w:t xml:space="preserve"> </w:t>
       </w:r>
       <w:r>
         <w:rPr>
-          <w:rFonts w:ascii="Microsoft YaHei" w:hAnsi="Microsoft YaHei" w:eastAsia="Microsoft YaHei"/>
+          <w:rFonts w:ascii="Times New Roman" w:hAnsi="Times New Roman" w:eastAsia="SimSun"/>
+          <w:b w:val="0"/>
+          <w:color w:val="000000"/>
+          <w:sz w:val="24"/>
         </w:rPr>
         <w:t xml:space="preserve">的下一步，不代表最终控制器已经确定。</w:t>
       </w:r>
@@ -1615,29 +2081,43 @@
           <w:numId w:val="1009"/>
         </w:numPr>
         <w:pStyle w:val="Compact"/>
-      </w:pPr>
-      <w:r>
-        <w:rPr>
-          <w:rFonts w:ascii="Microsoft YaHei" w:hAnsi="Microsoft YaHei" w:eastAsia="Microsoft YaHei"/>
+        <w:spacing w:line="240" w:lineRule="auto" w:before="0" w:after="80"/>
+        <w:ind w:firstLine="480"/>
+      </w:pPr>
+      <w:r>
+        <w:rPr>
+          <w:rFonts w:ascii="Times New Roman" w:hAnsi="Times New Roman" w:eastAsia="SimSun"/>
+          <w:b w:val="0"/>
+          <w:color w:val="000000"/>
+          <w:sz w:val="24"/>
         </w:rPr>
         <w:t xml:space="preserve">附</w:t>
       </w:r>
       <w:r>
         <w:rPr>
-          <w:rFonts w:ascii="Microsoft YaHei" w:hAnsi="Microsoft YaHei" w:eastAsia="Microsoft YaHei"/>
+          <w:rFonts w:ascii="Times New Roman" w:hAnsi="Times New Roman" w:eastAsia="SimSun"/>
+          <w:b w:val="0"/>
+          <w:color w:val="000000"/>
+          <w:sz w:val="24"/>
         </w:rPr>
         <w:t xml:space="preserve"> </w:t>
       </w:r>
       <w:r>
         <w:rPr>
           <w:rStyle w:val="VerbatimChar"/>
-          <w:rFonts w:ascii="Microsoft YaHei" w:hAnsi="Microsoft YaHei" w:eastAsia="Microsoft YaHei"/>
+          <w:rFonts w:ascii="Times New Roman" w:hAnsi="Times New Roman" w:eastAsia="SimSun"/>
+          <w:b w:val="0"/>
+          <w:color w:val="000000"/>
+          <w:sz w:val="24"/>
         </w:rPr>
         <w:t xml:space="preserve">AI 使用记录摘要</w:t>
       </w:r>
       <w:r>
         <w:rPr>
-          <w:rFonts w:ascii="Microsoft YaHei" w:hAnsi="Microsoft YaHei" w:eastAsia="Microsoft YaHei"/>
+          <w:rFonts w:ascii="Times New Roman" w:hAnsi="Times New Roman" w:eastAsia="SimSun"/>
+          <w:b w:val="0"/>
+          <w:color w:val="000000"/>
+          <w:sz w:val="24"/>
         </w:rPr>
         <w:t xml:space="preserve">，写明 AI 在整理比较表、润色表述或检查越界风险中的作用，以及你如何核查关键判断。</w:t>
       </w:r>
@@ -1645,10 +2125,15 @@
     <w:p>
       <w:pPr>
         <w:pStyle w:val="FirstParagraph"/>
-      </w:pPr>
-      <w:r>
-        <w:rPr>
-          <w:rFonts w:ascii="Microsoft YaHei" w:hAnsi="Microsoft YaHei" w:eastAsia="Microsoft YaHei"/>
+        <w:spacing w:line="240" w:lineRule="auto" w:before="0" w:after="80"/>
+        <w:ind w:firstLine="480"/>
+      </w:pPr>
+      <w:r>
+        <w:rPr>
+          <w:rFonts w:ascii="Times New Roman" w:hAnsi="Times New Roman" w:eastAsia="SimSun"/>
+          <w:b w:val="0"/>
+          <w:color w:val="000000"/>
+          <w:sz w:val="24"/>
         </w:rPr>
         <w:t xml:space="preserve">提交约束：</w:t>
       </w:r>
@@ -1660,35 +2145,52 @@
           <w:numId w:val="1010"/>
         </w:numPr>
         <w:pStyle w:val="Compact"/>
-      </w:pPr>
-      <w:r>
-        <w:rPr>
-          <w:rFonts w:ascii="Microsoft YaHei" w:hAnsi="Microsoft YaHei" w:eastAsia="Microsoft YaHei"/>
+        <w:spacing w:line="240" w:lineRule="auto" w:before="0" w:after="80"/>
+        <w:ind w:firstLine="480"/>
+      </w:pPr>
+      <w:r>
+        <w:rPr>
+          <w:rFonts w:ascii="Times New Roman" w:hAnsi="Times New Roman" w:eastAsia="SimSun"/>
+          <w:b w:val="0"/>
+          <w:color w:val="000000"/>
+          <w:sz w:val="24"/>
         </w:rPr>
         <w:t xml:space="preserve">主体正文不超过</w:t>
       </w:r>
       <w:r>
         <w:rPr>
-          <w:rFonts w:ascii="Microsoft YaHei" w:hAnsi="Microsoft YaHei" w:eastAsia="Microsoft YaHei"/>
+          <w:rFonts w:ascii="Times New Roman" w:hAnsi="Times New Roman" w:eastAsia="SimSun"/>
+          <w:b w:val="0"/>
+          <w:color w:val="000000"/>
+          <w:sz w:val="24"/>
         </w:rPr>
         <w:t xml:space="preserve"> </w:t>
       </w:r>
       <w:r>
         <w:rPr>
           <w:rStyle w:val="VerbatimChar"/>
-          <w:rFonts w:ascii="Microsoft YaHei" w:hAnsi="Microsoft YaHei" w:eastAsia="Microsoft YaHei"/>
+          <w:rFonts w:ascii="Times New Roman" w:hAnsi="Times New Roman" w:eastAsia="SimSun"/>
+          <w:b w:val="0"/>
+          <w:color w:val="000000"/>
+          <w:sz w:val="24"/>
         </w:rPr>
         <w:t xml:space="preserve">800</w:t>
       </w:r>
       <w:r>
         <w:rPr>
-          <w:rFonts w:ascii="Microsoft YaHei" w:hAnsi="Microsoft YaHei" w:eastAsia="Microsoft YaHei"/>
+          <w:rFonts w:ascii="Times New Roman" w:hAnsi="Times New Roman" w:eastAsia="SimSun"/>
+          <w:b w:val="0"/>
+          <w:color w:val="000000"/>
+          <w:sz w:val="24"/>
         </w:rPr>
         <w:t xml:space="preserve"> </w:t>
       </w:r>
       <w:r>
         <w:rPr>
-          <w:rFonts w:ascii="Microsoft YaHei" w:hAnsi="Microsoft YaHei" w:eastAsia="Microsoft YaHei"/>
+          <w:rFonts w:ascii="Times New Roman" w:hAnsi="Times New Roman" w:eastAsia="SimSun"/>
+          <w:b w:val="0"/>
+          <w:color w:val="000000"/>
+          <w:sz w:val="24"/>
         </w:rPr>
         <w:t xml:space="preserve">字。</w:t>
       </w:r>
@@ -1700,60 +2202,89 @@
           <w:numId w:val="1010"/>
         </w:numPr>
         <w:pStyle w:val="Compact"/>
-      </w:pPr>
-      <w:r>
-        <w:rPr>
-          <w:rFonts w:ascii="Microsoft YaHei" w:hAnsi="Microsoft YaHei" w:eastAsia="Microsoft YaHei"/>
+        <w:spacing w:line="240" w:lineRule="auto" w:before="0" w:after="80"/>
+        <w:ind w:firstLine="480"/>
+      </w:pPr>
+      <w:r>
+        <w:rPr>
+          <w:rFonts w:ascii="Times New Roman" w:hAnsi="Times New Roman" w:eastAsia="SimSun"/>
+          <w:b w:val="0"/>
+          <w:color w:val="000000"/>
+          <w:sz w:val="24"/>
         </w:rPr>
         <w:t xml:space="preserve">允许附</w:t>
       </w:r>
       <w:r>
         <w:rPr>
-          <w:rFonts w:ascii="Microsoft YaHei" w:hAnsi="Microsoft YaHei" w:eastAsia="Microsoft YaHei"/>
+          <w:rFonts w:ascii="Times New Roman" w:hAnsi="Times New Roman" w:eastAsia="SimSun"/>
+          <w:b w:val="0"/>
+          <w:color w:val="000000"/>
+          <w:sz w:val="24"/>
         </w:rPr>
         <w:t xml:space="preserve"> </w:t>
       </w:r>
       <w:r>
         <w:rPr>
           <w:rStyle w:val="VerbatimChar"/>
-          <w:rFonts w:ascii="Microsoft YaHei" w:hAnsi="Microsoft YaHei" w:eastAsia="Microsoft YaHei"/>
+          <w:rFonts w:ascii="Times New Roman" w:hAnsi="Times New Roman" w:eastAsia="SimSun"/>
+          <w:b w:val="0"/>
+          <w:color w:val="000000"/>
+          <w:sz w:val="24"/>
         </w:rPr>
         <w:t xml:space="preserve">1</w:t>
       </w:r>
       <w:r>
         <w:rPr>
-          <w:rFonts w:ascii="Microsoft YaHei" w:hAnsi="Microsoft YaHei" w:eastAsia="Microsoft YaHei"/>
+          <w:rFonts w:ascii="Times New Roman" w:hAnsi="Times New Roman" w:eastAsia="SimSun"/>
+          <w:b w:val="0"/>
+          <w:color w:val="000000"/>
+          <w:sz w:val="24"/>
         </w:rPr>
         <w:t xml:space="preserve"> </w:t>
       </w:r>
       <w:r>
         <w:rPr>
-          <w:rFonts w:ascii="Microsoft YaHei" w:hAnsi="Microsoft YaHei" w:eastAsia="Microsoft YaHei"/>
+          <w:rFonts w:ascii="Times New Roman" w:hAnsi="Times New Roman" w:eastAsia="SimSun"/>
+          <w:b w:val="0"/>
+          <w:color w:val="000000"/>
+          <w:sz w:val="24"/>
         </w:rPr>
         <w:t xml:space="preserve">张候选结构比较表；如有需要，可再附</w:t>
       </w:r>
       <w:r>
         <w:rPr>
-          <w:rFonts w:ascii="Microsoft YaHei" w:hAnsi="Microsoft YaHei" w:eastAsia="Microsoft YaHei"/>
+          <w:rFonts w:ascii="Times New Roman" w:hAnsi="Times New Roman" w:eastAsia="SimSun"/>
+          <w:b w:val="0"/>
+          <w:color w:val="000000"/>
+          <w:sz w:val="24"/>
         </w:rPr>
         <w:t xml:space="preserve"> </w:t>
       </w:r>
       <w:r>
         <w:rPr>
           <w:rStyle w:val="VerbatimChar"/>
-          <w:rFonts w:ascii="Microsoft YaHei" w:hAnsi="Microsoft YaHei" w:eastAsia="Microsoft YaHei"/>
+          <w:rFonts w:ascii="Times New Roman" w:hAnsi="Times New Roman" w:eastAsia="SimSun"/>
+          <w:b w:val="0"/>
+          <w:color w:val="000000"/>
+          <w:sz w:val="24"/>
         </w:rPr>
         <w:t xml:space="preserve">1-2</w:t>
       </w:r>
       <w:r>
         <w:rPr>
-          <w:rFonts w:ascii="Microsoft YaHei" w:hAnsi="Microsoft YaHei" w:eastAsia="Microsoft YaHei"/>
+          <w:rFonts w:ascii="Times New Roman" w:hAnsi="Times New Roman" w:eastAsia="SimSun"/>
+          <w:b w:val="0"/>
+          <w:color w:val="000000"/>
+          <w:sz w:val="24"/>
         </w:rPr>
         <w:t xml:space="preserve"> </w:t>
       </w:r>
       <w:r>
         <w:rPr>
-          <w:rFonts w:ascii="Microsoft YaHei" w:hAnsi="Microsoft YaHei" w:eastAsia="Microsoft YaHei"/>
+          <w:rFonts w:ascii="Times New Roman" w:hAnsi="Times New Roman" w:eastAsia="SimSun"/>
+          <w:b w:val="0"/>
+          <w:color w:val="000000"/>
+          <w:sz w:val="24"/>
         </w:rPr>
         <w:t xml:space="preserve">张结果图。</w:t>
       </w:r>
@@ -1765,10 +2296,15 @@
           <w:numId w:val="1010"/>
         </w:numPr>
         <w:pStyle w:val="Compact"/>
-      </w:pPr>
-      <w:r>
-        <w:rPr>
-          <w:rFonts w:ascii="Microsoft YaHei" w:hAnsi="Microsoft YaHei" w:eastAsia="Microsoft YaHei"/>
+        <w:spacing w:line="240" w:lineRule="auto" w:before="0" w:after="80"/>
+        <w:ind w:firstLine="480"/>
+      </w:pPr>
+      <w:r>
+        <w:rPr>
+          <w:rFonts w:ascii="Times New Roman" w:hAnsi="Times New Roman" w:eastAsia="SimSun"/>
+          <w:b w:val="0"/>
+          <w:color w:val="000000"/>
+          <w:sz w:val="24"/>
         </w:rPr>
         <w:t xml:space="preserve">本题只做候选结构比较，不做最终参数整定，不写完整设计报告。</w:t>
       </w:r>
@@ -1780,17 +2316,24 @@
           <w:numId w:val="1010"/>
         </w:numPr>
         <w:pStyle w:val="Compact"/>
-      </w:pPr>
-      <w:r>
-        <w:rPr>
-          <w:rFonts w:ascii="Microsoft YaHei" w:hAnsi="Microsoft YaHei" w:eastAsia="Microsoft YaHei"/>
+        <w:spacing w:line="240" w:lineRule="auto" w:before="0" w:after="80"/>
+        <w:ind w:firstLine="480"/>
+      </w:pPr>
+      <w:r>
+        <w:rPr>
+          <w:rFonts w:ascii="Times New Roman" w:hAnsi="Times New Roman" w:eastAsia="SimSun"/>
+          <w:b w:val="0"/>
+          <w:color w:val="000000"/>
+          <w:sz w:val="24"/>
         </w:rPr>
         <w:t xml:space="preserve">不得调用模块4中的正式任务表达、多目标可行域、约束激活、失败诊断或迁移排序语言。</w:t>
       </w:r>
     </w:p>
     <w:bookmarkEnd w:id="23"/>
     <w:bookmarkEnd w:id="24"/>
-    <w:sectPr/>
+    <w:sectPr>
+      <w:pgMar w:top="720" w:bottom="720" w:left="720" w:right="720"/>
+    </w:sectPr>
   </w:body>
 </w:document>
 </file>
@@ -2223,7 +2766,8 @@
     <w:name w:val="Normal"/>
     <w:qFormat/>
     <w:rPr>
-      <w:rFonts w:ascii="Microsoft YaHei" w:hAnsi="Microsoft YaHei" w:eastAsia="Microsoft YaHei"/>
+      <w:rFonts w:ascii="Times New Roman" w:hAnsi="Times New Roman" w:eastAsia="SimSun"/>
+      <w:color w:val="000000"/>
     </w:rPr>
   </w:style>
   <w:style w:styleId="BodyText" w:type="paragraph">
@@ -2235,7 +2779,8 @@
     </w:pPr>
     <w:qFormat/>
     <w:rPr>
-      <w:rFonts w:ascii="Microsoft YaHei" w:hAnsi="Microsoft YaHei" w:eastAsia="Microsoft YaHei"/>
+      <w:rFonts w:ascii="Times New Roman" w:hAnsi="Times New Roman" w:eastAsia="SimSun"/>
+      <w:color w:val="000000"/>
     </w:rPr>
   </w:style>
   <w:style w:customStyle="1" w:styleId="FirstParagraph" w:type="paragraph">
@@ -2244,7 +2789,8 @@
     <w:next w:val="BodyText"/>
     <w:qFormat/>
     <w:rPr>
-      <w:rFonts w:ascii="Microsoft YaHei" w:hAnsi="Microsoft YaHei" w:eastAsia="Microsoft YaHei"/>
+      <w:rFonts w:ascii="Times New Roman" w:hAnsi="Times New Roman" w:eastAsia="SimSun"/>
+      <w:color w:val="000000"/>
     </w:rPr>
   </w:style>
   <w:style w:customStyle="1" w:styleId="Compact" w:type="paragraph">
@@ -2255,7 +2801,8 @@
       <w:spacing w:after="36" w:before="36"/>
     </w:pPr>
     <w:rPr>
-      <w:rFonts w:ascii="Microsoft YaHei" w:hAnsi="Microsoft YaHei" w:eastAsia="Microsoft YaHei"/>
+      <w:rFonts w:ascii="Times New Roman" w:hAnsi="Times New Roman" w:eastAsia="SimSun"/>
+      <w:color w:val="000000"/>
     </w:rPr>
   </w:style>
   <w:style w:styleId="Title" w:type="paragraph">
@@ -2270,10 +2817,10 @@
       <w:jc w:val="center"/>
     </w:pPr>
     <w:rPr>
-      <w:rFonts w:asciiTheme="majorHAnsi" w:cstheme="majorBidi" w:eastAsiaTheme="majorEastAsia" w:hAnsiTheme="majorHAnsi" w:ascii="Microsoft YaHei" w:hAnsi="Microsoft YaHei" w:eastAsia="Microsoft YaHei"/>
+      <w:rFonts w:asciiTheme="majorHAnsi" w:cstheme="majorBidi" w:eastAsiaTheme="majorEastAsia" w:hAnsiTheme="majorHAnsi" w:ascii="Times New Roman" w:hAnsi="Times New Roman" w:eastAsia="SimSun"/>
       <w:b/>
       <w:bCs/>
-      <w:color w:themeColor="accent1" w:themeShade="B5" w:val="345A8A"/>
+      <w:color w:val="000000"/>
       <w:sz w:val="36"/>
       <w:szCs w:val="36"/>
     </w:rPr>
@@ -2290,7 +2837,8 @@
       <w:jc w:val="center"/>
     </w:pPr>
     <w:rPr>
-      <w:rFonts w:ascii="Microsoft YaHei" w:hAnsi="Microsoft YaHei" w:eastAsia="Microsoft YaHei"/>
+      <w:rFonts w:ascii="Times New Roman" w:hAnsi="Times New Roman" w:eastAsia="SimSun"/>
+      <w:color w:val="000000"/>
       <w:sz w:val="30"/>
       <w:szCs w:val="30"/>
     </w:rPr>
@@ -2305,7 +2853,8 @@
       <w:jc w:val="center"/>
     </w:pPr>
     <w:rPr>
-      <w:rFonts w:ascii="Microsoft YaHei" w:hAnsi="Microsoft YaHei" w:eastAsia="Microsoft YaHei"/>
+      <w:rFonts w:ascii="Times New Roman" w:hAnsi="Times New Roman" w:eastAsia="SimSun"/>
+      <w:color w:val="000000"/>
     </w:rPr>
   </w:style>
   <w:style w:styleId="Date" w:type="paragraph">
@@ -2318,7 +2867,8 @@
       <w:jc w:val="center"/>
     </w:pPr>
     <w:rPr>
-      <w:rFonts w:ascii="Microsoft YaHei" w:hAnsi="Microsoft YaHei" w:eastAsia="Microsoft YaHei"/>
+      <w:rFonts w:ascii="Times New Roman" w:hAnsi="Times New Roman" w:eastAsia="SimSun"/>
+      <w:color w:val="000000"/>
     </w:rPr>
   </w:style>
   <w:style w:customStyle="1" w:styleId="AbstractTitle" w:type="paragraph">
@@ -2333,12 +2883,11 @@
       <w:spacing w:after="0" w:before="300"/>
     </w:pPr>
     <w:rPr>
+      <w:color w:val="000000"/>
       <w:sz w:val="20"/>
       <w:szCs w:val="20"/>
-      <w:rFonts w:ascii="Microsoft YaHei" w:hAnsi="Microsoft YaHei" w:eastAsia="Microsoft YaHei"/>
+      <w:rFonts w:ascii="Times New Roman" w:hAnsi="Times New Roman" w:eastAsia="SimSun"/>
       <w:b/>
-      <w:color w:val="345A8A"/>
-      &gt;
     </w:rPr>
   </w:style>
   <w:style w:customStyle="1" w:styleId="Abstract" w:type="paragraph">
@@ -2352,7 +2901,8 @@
       <w:spacing w:after="300" w:before="100"/>
     </w:pPr>
     <w:rPr>
-      <w:rFonts w:ascii="Microsoft YaHei" w:hAnsi="Microsoft YaHei" w:eastAsia="Microsoft YaHei"/>
+      <w:rFonts w:ascii="Times New Roman" w:hAnsi="Times New Roman" w:eastAsia="SimSun"/>
+      <w:color w:val="000000"/>
       <w:sz w:val="20"/>
       <w:szCs w:val="20"/>
     </w:rPr>
@@ -2364,7 +2914,8 @@
     <w:qFormat/>
     <w:pPr/>
     <w:rPr>
-      <w:rFonts w:ascii="Microsoft YaHei" w:hAnsi="Microsoft YaHei" w:eastAsia="Microsoft YaHei"/>
+      <w:rFonts w:ascii="Times New Roman" w:hAnsi="Times New Roman" w:eastAsia="SimSun"/>
+      <w:color w:val="000000"/>
     </w:rPr>
   </w:style>
   <w:style w:styleId="Heading1" w:type="paragraph">
@@ -2380,10 +2931,10 @@
       <w:outlineLvl w:val="0"/>
     </w:pPr>
     <w:rPr>
-      <w:rFonts w:asciiTheme="majorHAnsi" w:cstheme="majorBidi" w:eastAsiaTheme="majorEastAsia" w:hAnsiTheme="majorHAnsi" w:ascii="Microsoft YaHei" w:hAnsi="Microsoft YaHei" w:eastAsia="Microsoft YaHei"/>
+      <w:rFonts w:asciiTheme="majorHAnsi" w:cstheme="majorBidi" w:eastAsiaTheme="majorEastAsia" w:hAnsiTheme="majorHAnsi" w:ascii="Times New Roman" w:hAnsi="Times New Roman" w:eastAsia="SimSun"/>
       <w:b/>
       <w:bCs/>
-      <w:color w:themeColor="accent1" w:val="4F81BD"/>
+      <w:color w:val="000000"/>
       <w:sz w:val="32"/>
       <w:szCs w:val="32"/>
     </w:rPr>
@@ -2402,10 +2953,10 @@
       <w:outlineLvl w:val="1"/>
     </w:pPr>
     <w:rPr>
-      <w:rFonts w:asciiTheme="majorHAnsi" w:cstheme="majorBidi" w:eastAsiaTheme="majorEastAsia" w:hAnsiTheme="majorHAnsi" w:ascii="Microsoft YaHei" w:hAnsi="Microsoft YaHei" w:eastAsia="Microsoft YaHei"/>
+      <w:rFonts w:asciiTheme="majorHAnsi" w:cstheme="majorBidi" w:eastAsiaTheme="majorEastAsia" w:hAnsiTheme="majorHAnsi" w:ascii="Times New Roman" w:hAnsi="Times New Roman" w:eastAsia="SimSun"/>
       <w:b/>
       <w:bCs/>
-      <w:color w:themeColor="accent1" w:val="4F81BD"/>
+      <w:color w:val="000000"/>
       <w:sz w:val="28"/>
       <w:szCs w:val="28"/>
     </w:rPr>
@@ -2424,10 +2975,10 @@
       <w:outlineLvl w:val="2"/>
     </w:pPr>
     <w:rPr>
-      <w:rFonts w:asciiTheme="majorHAnsi" w:cstheme="majorBidi" w:eastAsiaTheme="majorEastAsia" w:hAnsiTheme="majorHAnsi" w:ascii="Microsoft YaHei" w:hAnsi="Microsoft YaHei" w:eastAsia="Microsoft YaHei"/>
+      <w:rFonts w:asciiTheme="majorHAnsi" w:cstheme="majorBidi" w:eastAsiaTheme="majorEastAsia" w:hAnsiTheme="majorHAnsi" w:ascii="Times New Roman" w:hAnsi="Times New Roman" w:eastAsia="SimSun"/>
       <w:b/>
       <w:bCs/>
-      <w:color w:themeColor="accent1" w:val="4F81BD"/>
+      <w:color w:val="000000"/>
       <w:sz w:val="24"/>
       <w:szCs w:val="24"/>
     </w:rPr>
@@ -2446,10 +2997,10 @@
       <w:outlineLvl w:val="3"/>
     </w:pPr>
     <w:rPr>
-      <w:rFonts w:asciiTheme="majorHAnsi" w:cstheme="majorBidi" w:eastAsiaTheme="majorEastAsia" w:hAnsiTheme="majorHAnsi" w:ascii="Microsoft YaHei" w:hAnsi="Microsoft YaHei" w:eastAsia="Microsoft YaHei"/>
+      <w:rFonts w:asciiTheme="majorHAnsi" w:cstheme="majorBidi" w:eastAsiaTheme="majorEastAsia" w:hAnsiTheme="majorHAnsi" w:ascii="Times New Roman" w:hAnsi="Times New Roman" w:eastAsia="SimSun"/>
       <w:i/>
       <w:bCs/>
-      <w:color w:themeColor="accent1" w:val="4F81BD"/>
+      <w:color w:val="000000"/>
       <w:sz w:val="24"/>
       <w:szCs w:val="24"/>
     </w:rPr>
@@ -2468,9 +3019,9 @@
       <w:outlineLvl w:val="4"/>
     </w:pPr>
     <w:rPr>
-      <w:rFonts w:asciiTheme="majorHAnsi" w:cstheme="majorBidi" w:eastAsiaTheme="majorEastAsia" w:hAnsiTheme="majorHAnsi" w:ascii="Microsoft YaHei" w:hAnsi="Microsoft YaHei" w:eastAsia="Microsoft YaHei"/>
+      <w:rFonts w:asciiTheme="majorHAnsi" w:cstheme="majorBidi" w:eastAsiaTheme="majorEastAsia" w:hAnsiTheme="majorHAnsi" w:ascii="Times New Roman" w:hAnsi="Times New Roman" w:eastAsia="SimSun"/>
       <w:iCs/>
-      <w:color w:themeColor="accent1" w:val="4F81BD"/>
+      <w:color w:val="000000"/>
       <w:sz w:val="24"/>
       <w:szCs w:val="24"/>
     </w:rPr>
@@ -2489,8 +3040,8 @@
       <w:outlineLvl w:val="5"/>
     </w:pPr>
     <w:rPr>
-      <w:rFonts w:asciiTheme="majorHAnsi" w:cstheme="majorBidi" w:eastAsiaTheme="majorEastAsia" w:hAnsiTheme="majorHAnsi" w:ascii="Microsoft YaHei" w:hAnsi="Microsoft YaHei" w:eastAsia="Microsoft YaHei"/>
-      <w:color w:themeColor="accent1" w:val="4F81BD"/>
+      <w:rFonts w:asciiTheme="majorHAnsi" w:cstheme="majorBidi" w:eastAsiaTheme="majorEastAsia" w:hAnsiTheme="majorHAnsi" w:ascii="Times New Roman" w:hAnsi="Times New Roman" w:eastAsia="SimSun"/>
+      <w:color w:val="000000"/>
       <w:sz w:val="24"/>
       <w:szCs w:val="24"/>
     </w:rPr>
@@ -2509,8 +3060,8 @@
       <w:outlineLvl w:val="6"/>
     </w:pPr>
     <w:rPr>
-      <w:rFonts w:asciiTheme="majorHAnsi" w:cstheme="majorBidi" w:eastAsiaTheme="majorEastAsia" w:hAnsiTheme="majorHAnsi" w:ascii="Microsoft YaHei" w:hAnsi="Microsoft YaHei" w:eastAsia="Microsoft YaHei"/>
-      <w:color w:themeColor="accent1" w:val="4F81BD"/>
+      <w:rFonts w:asciiTheme="majorHAnsi" w:cstheme="majorBidi" w:eastAsiaTheme="majorEastAsia" w:hAnsiTheme="majorHAnsi" w:ascii="Times New Roman" w:hAnsi="Times New Roman" w:eastAsia="SimSun"/>
+      <w:color w:val="000000"/>
       <w:sz w:val="24"/>
       <w:szCs w:val="24"/>
     </w:rPr>
@@ -2529,8 +3080,8 @@
       <w:outlineLvl w:val="7"/>
     </w:pPr>
     <w:rPr>
-      <w:rFonts w:asciiTheme="majorHAnsi" w:cstheme="majorBidi" w:eastAsiaTheme="majorEastAsia" w:hAnsiTheme="majorHAnsi" w:ascii="Microsoft YaHei" w:hAnsi="Microsoft YaHei" w:eastAsia="Microsoft YaHei"/>
-      <w:color w:themeColor="accent1" w:val="4F81BD"/>
+      <w:rFonts w:asciiTheme="majorHAnsi" w:cstheme="majorBidi" w:eastAsiaTheme="majorEastAsia" w:hAnsiTheme="majorHAnsi" w:ascii="Times New Roman" w:hAnsi="Times New Roman" w:eastAsia="SimSun"/>
+      <w:color w:val="000000"/>
       <w:sz w:val="24"/>
       <w:szCs w:val="24"/>
     </w:rPr>
@@ -2549,8 +3100,8 @@
       <w:outlineLvl w:val="8"/>
     </w:pPr>
     <w:rPr>
-      <w:rFonts w:asciiTheme="majorHAnsi" w:cstheme="majorBidi" w:eastAsiaTheme="majorEastAsia" w:hAnsiTheme="majorHAnsi" w:ascii="Microsoft YaHei" w:hAnsi="Microsoft YaHei" w:eastAsia="Microsoft YaHei"/>
-      <w:color w:themeColor="accent1" w:val="4F81BD"/>
+      <w:rFonts w:asciiTheme="majorHAnsi" w:cstheme="majorBidi" w:eastAsiaTheme="majorEastAsia" w:hAnsiTheme="majorHAnsi" w:ascii="Times New Roman" w:hAnsi="Times New Roman" w:eastAsia="SimSun"/>
+      <w:color w:val="000000"/>
       <w:sz w:val="24"/>
       <w:szCs w:val="24"/>
     </w:rPr>
@@ -2567,7 +3118,8 @@
       <w:ind w:firstLine="0" w:left="480" w:right="480"/>
     </w:pPr>
     <w:rPr>
-      <w:rFonts w:ascii="Microsoft YaHei" w:hAnsi="Microsoft YaHei" w:eastAsia="Microsoft YaHei"/>
+      <w:rFonts w:ascii="Times New Roman" w:hAnsi="Times New Roman" w:eastAsia="SimSun"/>
+      <w:color w:val="000000"/>
     </w:rPr>
   </w:style>
   <w:style w:styleId="FootnoteText" w:type="paragraph">
@@ -2578,7 +3130,8 @@
     <w:unhideWhenUsed/>
     <w:qFormat/>
     <w:rPr>
-      <w:rFonts w:ascii="Microsoft YaHei" w:hAnsi="Microsoft YaHei" w:eastAsia="Microsoft YaHei"/>
+      <w:rFonts w:ascii="Times New Roman" w:hAnsi="Times New Roman" w:eastAsia="SimSun"/>
+      <w:color w:val="000000"/>
     </w:rPr>
   </w:style>
   <w:style w:default="1" w:styleId="DefaultParagraphFont" w:type="character">
@@ -2586,7 +3139,8 @@
     <w:semiHidden/>
     <w:unhideWhenUsed/>
     <w:rPr>
-      <w:rFonts w:ascii="Microsoft YaHei" w:hAnsi="Microsoft YaHei" w:eastAsia="Microsoft YaHei"/>
+      <w:rFonts w:ascii="Times New Roman" w:hAnsi="Times New Roman" w:eastAsia="SimSun"/>
+      <w:color w:val="000000"/>
     </w:rPr>
   </w:style>
   <w:style w:default="1" w:styleId="Table" w:type="table">
@@ -2596,7 +3150,8 @@
     <w:unhideWhenUsed/>
     <w:qFormat/>
     <w:rPr>
-      <w:rFonts w:ascii="Microsoft YaHei" w:hAnsi="Microsoft YaHei" w:eastAsia="Microsoft YaHei"/>
+      <w:rFonts w:ascii="Times New Roman" w:hAnsi="Times New Roman" w:eastAsia="SimSun"/>
+      <w:color w:val="000000"/>
     </w:rPr>
     <w:tblPr>
       <w:tblInd w:type="dxa" w:w="0"/>
@@ -2633,15 +3188,17 @@
       <w:spacing w:after="0"/>
     </w:pPr>
     <w:rPr>
-      <w:rFonts w:ascii="Microsoft YaHei" w:hAnsi="Microsoft YaHei" w:eastAsia="Microsoft YaHei"/>
+      <w:rFonts w:ascii="Times New Roman" w:hAnsi="Times New Roman" w:eastAsia="SimSun"/>
       <w:b/>
+      <w:color w:val="000000"/>
     </w:rPr>
   </w:style>
   <w:style w:customStyle="1" w:styleId="Definition" w:type="paragraph">
     <w:name w:val="Definition"/>
     <w:basedOn w:val="Normal"/>
     <w:rPr>
-      <w:rFonts w:ascii="Microsoft YaHei" w:hAnsi="Microsoft YaHei" w:eastAsia="Microsoft YaHei"/>
+      <w:rFonts w:ascii="Times New Roman" w:hAnsi="Times New Roman" w:eastAsia="SimSun"/>
+      <w:color w:val="000000"/>
     </w:rPr>
   </w:style>
   <w:style w:styleId="Caption" w:type="paragraph">
@@ -2652,8 +3209,9 @@
       <w:spacing w:after="120" w:before="0"/>
     </w:pPr>
     <w:rPr>
-      <w:rFonts w:ascii="Microsoft YaHei" w:hAnsi="Microsoft YaHei" w:eastAsia="Microsoft YaHei"/>
+      <w:rFonts w:ascii="Times New Roman" w:hAnsi="Times New Roman" w:eastAsia="SimSun"/>
       <w:i/>
+      <w:color w:val="000000"/>
     </w:rPr>
   </w:style>
   <w:style w:customStyle="1" w:styleId="TableCaption" w:type="paragraph">
@@ -2663,21 +3221,24 @@
       <w:keepNext/>
     </w:pPr>
     <w:rPr>
-      <w:rFonts w:ascii="Microsoft YaHei" w:hAnsi="Microsoft YaHei" w:eastAsia="Microsoft YaHei"/>
+      <w:rFonts w:ascii="Times New Roman" w:hAnsi="Times New Roman" w:eastAsia="SimSun"/>
+      <w:color w:val="000000"/>
     </w:rPr>
   </w:style>
   <w:style w:customStyle="1" w:styleId="ImageCaption" w:type="paragraph">
     <w:name w:val="Image Caption"/>
     <w:basedOn w:val="Caption"/>
     <w:rPr>
-      <w:rFonts w:ascii="Microsoft YaHei" w:hAnsi="Microsoft YaHei" w:eastAsia="Microsoft YaHei"/>
+      <w:rFonts w:ascii="Times New Roman" w:hAnsi="Times New Roman" w:eastAsia="SimSun"/>
+      <w:color w:val="000000"/>
     </w:rPr>
   </w:style>
   <w:style w:customStyle="1" w:styleId="Figure" w:type="paragraph">
     <w:name w:val="Figure"/>
     <w:basedOn w:val="Normal"/>
     <w:rPr>
-      <w:rFonts w:ascii="Microsoft YaHei" w:hAnsi="Microsoft YaHei" w:eastAsia="Microsoft YaHei"/>
+      <w:rFonts w:ascii="Times New Roman" w:hAnsi="Times New Roman" w:eastAsia="SimSun"/>
+      <w:color w:val="000000"/>
     </w:rPr>
   </w:style>
   <w:style w:customStyle="1" w:styleId="CaptionedFigure" w:type="paragraph">
@@ -2687,7 +3248,8 @@
       <w:keepNext/>
     </w:pPr>
     <w:rPr>
-      <w:rFonts w:ascii="Microsoft YaHei" w:hAnsi="Microsoft YaHei" w:eastAsia="Microsoft YaHei"/>
+      <w:rFonts w:ascii="Times New Roman" w:hAnsi="Times New Roman" w:eastAsia="SimSun"/>
+      <w:color w:val="000000"/>
     </w:rPr>
   </w:style>
   <w:style w:customStyle="1" w:styleId="BodyTextChar" w:type="character">
@@ -2695,14 +3257,16 @@
     <w:basedOn w:val="DefaultParagraphFont"/>
     <w:link w:val="BodyText"/>
     <w:rPr>
-      <w:rFonts w:ascii="Microsoft YaHei" w:hAnsi="Microsoft YaHei" w:eastAsia="Microsoft YaHei"/>
+      <w:rFonts w:ascii="Times New Roman" w:hAnsi="Times New Roman" w:eastAsia="SimSun"/>
+      <w:color w:val="000000"/>
     </w:rPr>
   </w:style>
   <w:style w:customStyle="1" w:styleId="VerbatimChar" w:type="character">
     <w:name w:val="Verbatim Char"/>
     <w:basedOn w:val="BodyTextChar"/>
     <w:rPr>
-      <w:rFonts w:ascii="Microsoft YaHei" w:hAnsi="Microsoft YaHei" w:eastAsia="Microsoft YaHei"/>
+      <w:rFonts w:ascii="Times New Roman" w:hAnsi="Times New Roman" w:eastAsia="SimSun"/>
+      <w:color w:val="000000"/>
       <w:sz w:val="22"/>
     </w:rPr>
   </w:style>
@@ -2710,14 +3274,16 @@
     <w:name w:val="Section Number"/>
     <w:basedOn w:val="BodyTextChar"/>
     <w:rPr>
-      <w:rFonts w:ascii="Microsoft YaHei" w:hAnsi="Microsoft YaHei" w:eastAsia="Microsoft YaHei"/>
+      <w:rFonts w:ascii="Times New Roman" w:hAnsi="Times New Roman" w:eastAsia="SimSun"/>
+      <w:color w:val="000000"/>
     </w:rPr>
   </w:style>
   <w:style w:styleId="FootnoteReference" w:type="character">
     <w:name w:val="Footnote Reference"/>
     <w:basedOn w:val="BodyTextChar"/>
     <w:rPr>
-      <w:rFonts w:ascii="Microsoft YaHei" w:hAnsi="Microsoft YaHei" w:eastAsia="Microsoft YaHei"/>
+      <w:rFonts w:ascii="Times New Roman" w:hAnsi="Times New Roman" w:eastAsia="SimSun"/>
+      <w:color w:val="000000"/>
       <w:vertAlign w:val="superscript"/>
     </w:rPr>
   </w:style>
@@ -2725,8 +3291,8 @@
     <w:name w:val="Hyperlink"/>
     <w:basedOn w:val="BodyTextChar"/>
     <w:rPr>
-      <w:rFonts w:ascii="Microsoft YaHei" w:hAnsi="Microsoft YaHei" w:eastAsia="Microsoft YaHei"/>
-      <w:color w:themeColor="accent1" w:val="4F81BD"/>
+      <w:rFonts w:ascii="Times New Roman" w:hAnsi="Times New Roman" w:eastAsia="SimSun"/>
+      <w:color w:val="000000"/>
     </w:rPr>
   </w:style>
   <w:style w:styleId="TOCHeading" w:type="paragraph">
@@ -2741,10 +3307,10 @@
       <w:outlineLvl w:val="9"/>
     </w:pPr>
     <w:rPr>
-      <w:rFonts w:asciiTheme="majorHAnsi" w:cstheme="majorBidi" w:eastAsiaTheme="majorEastAsia" w:hAnsiTheme="majorHAnsi" w:ascii="Microsoft YaHei" w:hAnsi="Microsoft YaHei" w:eastAsia="Microsoft YaHei"/>
+      <w:rFonts w:asciiTheme="majorHAnsi" w:cstheme="majorBidi" w:eastAsiaTheme="majorEastAsia" w:hAnsiTheme="majorHAnsi" w:ascii="Times New Roman" w:hAnsi="Times New Roman" w:eastAsia="SimSun"/>
       <w:b w:val="0"/>
       <w:bCs w:val="0"/>
-      <w:color w:themeColor="accent1" w:themeShade="BF" w:val="365F91"/>
+      <w:color w:val="000000"/>
     </w:rPr>
   </w:style>
   <w:style w:type="paragraph" w:customStyle="1" w:styleId="SourceCode">
@@ -2755,267 +3321,271 @@
       <w:wordWrap w:val="off"/>
     </w:pPr>
     <w:rPr>
-      <w:rFonts w:ascii="Microsoft YaHei" w:hAnsi="Microsoft YaHei" w:eastAsia="Microsoft YaHei"/>
+      <w:rFonts w:ascii="Times New Roman" w:hAnsi="Times New Roman" w:eastAsia="SimSun"/>
+      <w:color w:val="000000"/>
     </w:rPr>
   </w:style>
   <w:style w:type="character" w:customStyle="1" w:styleId="KeywordTok">
     <w:name w:val="KeywordTok"/>
     <w:basedOn w:val="VerbatimChar"/>
     <w:rPr>
-      <w:color w:val="007020"/>
-      <w:rFonts w:ascii="Microsoft YaHei" w:hAnsi="Microsoft YaHei" w:eastAsia="Microsoft YaHei"/>
+      <w:rFonts w:ascii="Times New Roman" w:hAnsi="Times New Roman" w:eastAsia="SimSun"/>
       <w:b/>
+      <w:color w:val="000000"/>
     </w:rPr>
   </w:style>
   <w:style w:type="character" w:customStyle="1" w:styleId="DataTypeTok">
     <w:name w:val="DataTypeTok"/>
     <w:basedOn w:val="VerbatimChar"/>
     <w:rPr>
-      <w:rFonts w:ascii="Microsoft YaHei" w:hAnsi="Microsoft YaHei" w:eastAsia="Microsoft YaHei"/>
-      <w:color w:val="902000"/>
+      <w:rFonts w:ascii="Times New Roman" w:hAnsi="Times New Roman" w:eastAsia="SimSun"/>
+      <w:color w:val="000000"/>
     </w:rPr>
   </w:style>
   <w:style w:type="character" w:customStyle="1" w:styleId="DecValTok">
     <w:name w:val="DecValTok"/>
     <w:basedOn w:val="VerbatimChar"/>
     <w:rPr>
-      <w:rFonts w:ascii="Microsoft YaHei" w:hAnsi="Microsoft YaHei" w:eastAsia="Microsoft YaHei"/>
-      <w:color w:val="40a070"/>
+      <w:rFonts w:ascii="Times New Roman" w:hAnsi="Times New Roman" w:eastAsia="SimSun"/>
+      <w:color w:val="000000"/>
     </w:rPr>
   </w:style>
   <w:style w:type="character" w:customStyle="1" w:styleId="BaseNTok">
     <w:name w:val="BaseNTok"/>
     <w:basedOn w:val="VerbatimChar"/>
     <w:rPr>
-      <w:rFonts w:ascii="Microsoft YaHei" w:hAnsi="Microsoft YaHei" w:eastAsia="Microsoft YaHei"/>
-      <w:color w:val="40a070"/>
+      <w:rFonts w:ascii="Times New Roman" w:hAnsi="Times New Roman" w:eastAsia="SimSun"/>
+      <w:color w:val="000000"/>
     </w:rPr>
   </w:style>
   <w:style w:type="character" w:customStyle="1" w:styleId="FloatTok">
     <w:name w:val="FloatTok"/>
     <w:basedOn w:val="VerbatimChar"/>
     <w:rPr>
-      <w:rFonts w:ascii="Microsoft YaHei" w:hAnsi="Microsoft YaHei" w:eastAsia="Microsoft YaHei"/>
-      <w:color w:val="40a070"/>
+      <w:rFonts w:ascii="Times New Roman" w:hAnsi="Times New Roman" w:eastAsia="SimSun"/>
+      <w:color w:val="000000"/>
     </w:rPr>
   </w:style>
   <w:style w:type="character" w:customStyle="1" w:styleId="ConstantTok">
     <w:name w:val="ConstantTok"/>
     <w:basedOn w:val="VerbatimChar"/>
     <w:rPr>
-      <w:rFonts w:ascii="Microsoft YaHei" w:hAnsi="Microsoft YaHei" w:eastAsia="Microsoft YaHei"/>
-      <w:color w:val="880000"/>
+      <w:rFonts w:ascii="Times New Roman" w:hAnsi="Times New Roman" w:eastAsia="SimSun"/>
+      <w:color w:val="000000"/>
     </w:rPr>
   </w:style>
   <w:style w:type="character" w:customStyle="1" w:styleId="CharTok">
     <w:name w:val="CharTok"/>
     <w:basedOn w:val="VerbatimChar"/>
     <w:rPr>
-      <w:rFonts w:ascii="Microsoft YaHei" w:hAnsi="Microsoft YaHei" w:eastAsia="Microsoft YaHei"/>
-      <w:color w:val="4070a0"/>
+      <w:rFonts w:ascii="Times New Roman" w:hAnsi="Times New Roman" w:eastAsia="SimSun"/>
+      <w:color w:val="000000"/>
     </w:rPr>
   </w:style>
   <w:style w:type="character" w:customStyle="1" w:styleId="SpecialCharTok">
     <w:name w:val="SpecialCharTok"/>
     <w:basedOn w:val="VerbatimChar"/>
     <w:rPr>
-      <w:rFonts w:ascii="Microsoft YaHei" w:hAnsi="Microsoft YaHei" w:eastAsia="Microsoft YaHei"/>
-      <w:color w:val="4070a0"/>
+      <w:rFonts w:ascii="Times New Roman" w:hAnsi="Times New Roman" w:eastAsia="SimSun"/>
+      <w:color w:val="000000"/>
     </w:rPr>
   </w:style>
   <w:style w:type="character" w:customStyle="1" w:styleId="StringTok">
     <w:name w:val="StringTok"/>
     <w:basedOn w:val="VerbatimChar"/>
     <w:rPr>
-      <w:rFonts w:ascii="Microsoft YaHei" w:hAnsi="Microsoft YaHei" w:eastAsia="Microsoft YaHei"/>
-      <w:color w:val="4070a0"/>
+      <w:rFonts w:ascii="Times New Roman" w:hAnsi="Times New Roman" w:eastAsia="SimSun"/>
+      <w:color w:val="000000"/>
     </w:rPr>
   </w:style>
   <w:style w:type="character" w:customStyle="1" w:styleId="VerbatimStringTok">
     <w:name w:val="VerbatimStringTok"/>
     <w:basedOn w:val="VerbatimChar"/>
     <w:rPr>
-      <w:rFonts w:ascii="Microsoft YaHei" w:hAnsi="Microsoft YaHei" w:eastAsia="Microsoft YaHei"/>
-      <w:color w:val="4070a0"/>
+      <w:rFonts w:ascii="Times New Roman" w:hAnsi="Times New Roman" w:eastAsia="SimSun"/>
+      <w:color w:val="000000"/>
     </w:rPr>
   </w:style>
   <w:style w:type="character" w:customStyle="1" w:styleId="SpecialStringTok">
     <w:name w:val="SpecialStringTok"/>
     <w:basedOn w:val="VerbatimChar"/>
     <w:rPr>
-      <w:rFonts w:ascii="Microsoft YaHei" w:hAnsi="Microsoft YaHei" w:eastAsia="Microsoft YaHei"/>
-      <w:color w:val="bb6688"/>
+      <w:rFonts w:ascii="Times New Roman" w:hAnsi="Times New Roman" w:eastAsia="SimSun"/>
+      <w:color w:val="000000"/>
     </w:rPr>
   </w:style>
   <w:style w:type="character" w:customStyle="1" w:styleId="ImportTok">
     <w:name w:val="ImportTok"/>
     <w:basedOn w:val="VerbatimChar"/>
     <w:rPr>
-      <w:color w:val="008000"/>
-      <w:rFonts w:ascii="Microsoft YaHei" w:hAnsi="Microsoft YaHei" w:eastAsia="Microsoft YaHei"/>
+      <w:rFonts w:ascii="Times New Roman" w:hAnsi="Times New Roman" w:eastAsia="SimSun"/>
       <w:b/>
+      <w:color w:val="000000"/>
     </w:rPr>
   </w:style>
   <w:style w:type="character" w:customStyle="1" w:styleId="CommentTok">
     <w:name w:val="CommentTok"/>
     <w:basedOn w:val="VerbatimChar"/>
     <w:rPr>
-      <w:color w:val="60a0b0"/>
-      <w:rFonts w:ascii="Microsoft YaHei" w:hAnsi="Microsoft YaHei" w:eastAsia="Microsoft YaHei"/>
+      <w:rFonts w:ascii="Times New Roman" w:hAnsi="Times New Roman" w:eastAsia="SimSun"/>
       <w:i/>
+      <w:color w:val="000000"/>
     </w:rPr>
   </w:style>
   <w:style w:type="character" w:customStyle="1" w:styleId="DocumentationTok">
     <w:name w:val="DocumentationTok"/>
     <w:basedOn w:val="VerbatimChar"/>
     <w:rPr>
-      <w:color w:val="ba2121"/>
-      <w:rFonts w:ascii="Microsoft YaHei" w:hAnsi="Microsoft YaHei" w:eastAsia="Microsoft YaHei"/>
+      <w:rFonts w:ascii="Times New Roman" w:hAnsi="Times New Roman" w:eastAsia="SimSun"/>
       <w:i/>
+      <w:color w:val="000000"/>
     </w:rPr>
   </w:style>
   <w:style w:type="character" w:customStyle="1" w:styleId="AnnotationTok">
     <w:name w:val="AnnotationTok"/>
     <w:basedOn w:val="VerbatimChar"/>
     <w:rPr>
-      <w:color w:val="60a0b0"/>
-      <w:rFonts w:ascii="Microsoft YaHei" w:hAnsi="Microsoft YaHei" w:eastAsia="Microsoft YaHei"/>
+      <w:rFonts w:ascii="Times New Roman" w:hAnsi="Times New Roman" w:eastAsia="SimSun"/>
       <w:b/>
       <w:i/>
+      <w:color w:val="000000"/>
     </w:rPr>
   </w:style>
   <w:style w:type="character" w:customStyle="1" w:styleId="CommentVarTok">
     <w:name w:val="CommentVarTok"/>
     <w:basedOn w:val="VerbatimChar"/>
     <w:rPr>
-      <w:color w:val="60a0b0"/>
-      <w:rFonts w:ascii="Microsoft YaHei" w:hAnsi="Microsoft YaHei" w:eastAsia="Microsoft YaHei"/>
+      <w:rFonts w:ascii="Times New Roman" w:hAnsi="Times New Roman" w:eastAsia="SimSun"/>
       <w:b/>
       <w:i/>
+      <w:color w:val="000000"/>
     </w:rPr>
   </w:style>
   <w:style w:type="character" w:customStyle="1" w:styleId="OtherTok">
     <w:name w:val="OtherTok"/>
     <w:basedOn w:val="VerbatimChar"/>
     <w:rPr>
-      <w:rFonts w:ascii="Microsoft YaHei" w:hAnsi="Microsoft YaHei" w:eastAsia="Microsoft YaHei"/>
-      <w:color w:val="007020"/>
+      <w:rFonts w:ascii="Times New Roman" w:hAnsi="Times New Roman" w:eastAsia="SimSun"/>
+      <w:color w:val="000000"/>
     </w:rPr>
   </w:style>
   <w:style w:type="character" w:customStyle="1" w:styleId="FunctionTok">
     <w:name w:val="FunctionTok"/>
     <w:basedOn w:val="VerbatimChar"/>
     <w:rPr>
-      <w:rFonts w:ascii="Microsoft YaHei" w:hAnsi="Microsoft YaHei" w:eastAsia="Microsoft YaHei"/>
-      <w:color w:val="06287e"/>
+      <w:rFonts w:ascii="Times New Roman" w:hAnsi="Times New Roman" w:eastAsia="SimSun"/>
+      <w:color w:val="000000"/>
     </w:rPr>
   </w:style>
   <w:style w:type="character" w:customStyle="1" w:styleId="VariableTok">
     <w:name w:val="VariableTok"/>
     <w:basedOn w:val="VerbatimChar"/>
     <w:rPr>
-      <w:rFonts w:ascii="Microsoft YaHei" w:hAnsi="Microsoft YaHei" w:eastAsia="Microsoft YaHei"/>
-      <w:color w:val="19177c"/>
+      <w:rFonts w:ascii="Times New Roman" w:hAnsi="Times New Roman" w:eastAsia="SimSun"/>
+      <w:color w:val="000000"/>
     </w:rPr>
   </w:style>
   <w:style w:type="character" w:customStyle="1" w:styleId="ControlFlowTok">
     <w:name w:val="ControlFlowTok"/>
     <w:basedOn w:val="VerbatimChar"/>
     <w:rPr>
-      <w:color w:val="007020"/>
-      <w:rFonts w:ascii="Microsoft YaHei" w:hAnsi="Microsoft YaHei" w:eastAsia="Microsoft YaHei"/>
+      <w:rFonts w:ascii="Times New Roman" w:hAnsi="Times New Roman" w:eastAsia="SimSun"/>
       <w:b/>
+      <w:color w:val="000000"/>
     </w:rPr>
   </w:style>
   <w:style w:type="character" w:customStyle="1" w:styleId="OperatorTok">
     <w:name w:val="OperatorTok"/>
     <w:basedOn w:val="VerbatimChar"/>
     <w:rPr>
-      <w:rFonts w:ascii="Microsoft YaHei" w:hAnsi="Microsoft YaHei" w:eastAsia="Microsoft YaHei"/>
-      <w:color w:val="666666"/>
+      <w:rFonts w:ascii="Times New Roman" w:hAnsi="Times New Roman" w:eastAsia="SimSun"/>
+      <w:color w:val="000000"/>
     </w:rPr>
   </w:style>
   <w:style w:type="character" w:customStyle="1" w:styleId="BuiltInTok">
     <w:name w:val="BuiltInTok"/>
     <w:basedOn w:val="VerbatimChar"/>
     <w:rPr>
-      <w:rFonts w:ascii="Microsoft YaHei" w:hAnsi="Microsoft YaHei" w:eastAsia="Microsoft YaHei"/>
-      <w:color w:val="008000"/>
+      <w:rFonts w:ascii="Times New Roman" w:hAnsi="Times New Roman" w:eastAsia="SimSun"/>
+      <w:color w:val="000000"/>
     </w:rPr>
   </w:style>
   <w:style w:type="character" w:customStyle="1" w:styleId="ExtensionTok">
     <w:name w:val="ExtensionTok"/>
     <w:basedOn w:val="VerbatimChar"/>
     <w:rPr>
-      <w:rFonts w:ascii="Microsoft YaHei" w:hAnsi="Microsoft YaHei" w:eastAsia="Microsoft YaHei"/>
+      <w:rFonts w:ascii="Times New Roman" w:hAnsi="Times New Roman" w:eastAsia="SimSun"/>
+      <w:color w:val="000000"/>
     </w:rPr>
   </w:style>
   <w:style w:type="character" w:customStyle="1" w:styleId="PreprocessorTok">
     <w:name w:val="PreprocessorTok"/>
     <w:basedOn w:val="VerbatimChar"/>
     <w:rPr>
-      <w:rFonts w:ascii="Microsoft YaHei" w:hAnsi="Microsoft YaHei" w:eastAsia="Microsoft YaHei"/>
-      <w:color w:val="bc7a00"/>
+      <w:rFonts w:ascii="Times New Roman" w:hAnsi="Times New Roman" w:eastAsia="SimSun"/>
+      <w:color w:val="000000"/>
     </w:rPr>
   </w:style>
   <w:style w:type="character" w:customStyle="1" w:styleId="AttributeTok">
     <w:name w:val="AttributeTok"/>
     <w:basedOn w:val="VerbatimChar"/>
     <w:rPr>
-      <w:rFonts w:ascii="Microsoft YaHei" w:hAnsi="Microsoft YaHei" w:eastAsia="Microsoft YaHei"/>
-      <w:color w:val="7d9029"/>
+      <w:rFonts w:ascii="Times New Roman" w:hAnsi="Times New Roman" w:eastAsia="SimSun"/>
+      <w:color w:val="000000"/>
     </w:rPr>
   </w:style>
   <w:style w:type="character" w:customStyle="1" w:styleId="RegionMarkerTok">
     <w:name w:val="RegionMarkerTok"/>
     <w:basedOn w:val="VerbatimChar"/>
     <w:rPr>
-      <w:rFonts w:ascii="Microsoft YaHei" w:hAnsi="Microsoft YaHei" w:eastAsia="Microsoft YaHei"/>
+      <w:rFonts w:ascii="Times New Roman" w:hAnsi="Times New Roman" w:eastAsia="SimSun"/>
+      <w:color w:val="000000"/>
     </w:rPr>
   </w:style>
   <w:style w:type="character" w:customStyle="1" w:styleId="InformationTok">
     <w:name w:val="InformationTok"/>
     <w:basedOn w:val="VerbatimChar"/>
     <w:rPr>
-      <w:color w:val="60a0b0"/>
-      <w:rFonts w:ascii="Microsoft YaHei" w:hAnsi="Microsoft YaHei" w:eastAsia="Microsoft YaHei"/>
+      <w:rFonts w:ascii="Times New Roman" w:hAnsi="Times New Roman" w:eastAsia="SimSun"/>
       <w:b/>
       <w:i/>
+      <w:color w:val="000000"/>
     </w:rPr>
   </w:style>
   <w:style w:type="character" w:customStyle="1" w:styleId="WarningTok">
     <w:name w:val="WarningTok"/>
     <w:basedOn w:val="VerbatimChar"/>
     <w:rPr>
-      <w:color w:val="60a0b0"/>
-      <w:rFonts w:ascii="Microsoft YaHei" w:hAnsi="Microsoft YaHei" w:eastAsia="Microsoft YaHei"/>
+      <w:rFonts w:ascii="Times New Roman" w:hAnsi="Times New Roman" w:eastAsia="SimSun"/>
       <w:b/>
       <w:i/>
+      <w:color w:val="000000"/>
     </w:rPr>
   </w:style>
   <w:style w:type="character" w:customStyle="1" w:styleId="AlertTok">
     <w:name w:val="AlertTok"/>
     <w:basedOn w:val="VerbatimChar"/>
     <w:rPr>
-      <w:color w:val="ff0000"/>
-      <w:rFonts w:ascii="Microsoft YaHei" w:hAnsi="Microsoft YaHei" w:eastAsia="Microsoft YaHei"/>
+      <w:rFonts w:ascii="Times New Roman" w:hAnsi="Times New Roman" w:eastAsia="SimSun"/>
       <w:b/>
+      <w:color w:val="000000"/>
     </w:rPr>
   </w:style>
   <w:style w:type="character" w:customStyle="1" w:styleId="ErrorTok">
     <w:name w:val="ErrorTok"/>
     <w:basedOn w:val="VerbatimChar"/>
     <w:rPr>
-      <w:color w:val="ff0000"/>
-      <w:rFonts w:ascii="Microsoft YaHei" w:hAnsi="Microsoft YaHei" w:eastAsia="Microsoft YaHei"/>
+      <w:rFonts w:ascii="Times New Roman" w:hAnsi="Times New Roman" w:eastAsia="SimSun"/>
       <w:b/>
+      <w:color w:val="000000"/>
     </w:rPr>
   </w:style>
   <w:style w:type="character" w:customStyle="1" w:styleId="NormalTok">
     <w:name w:val="NormalTok"/>
     <w:basedOn w:val="VerbatimChar"/>
     <w:rPr>
-      <w:rFonts w:ascii="Microsoft YaHei" w:hAnsi="Microsoft YaHei" w:eastAsia="Microsoft YaHei"/>
+      <w:rFonts w:ascii="Times New Roman" w:hAnsi="Times New Roman" w:eastAsia="SimSun"/>
+      <w:color w:val="000000"/>
     </w:rPr>
   </w:style>
 </w:styles>
